--- a/ind/docx/41.content.docx
+++ b/ind/docx/41.content.docx
@@ -19,7 +19,7 @@
         <w:rPr>
           <w:lang w:val="id_ID" w:bidi="id_ID"/>
         </w:rPr>
-        <w:t>Resource: Catatan Studi - Pengantar Buku (Tyndale)</w:t>
+        <w:t>Resource: Tyndale Open Study Notes</w:t>
       </w:r>
       <w:r>
         <w:rPr>
@@ -112,7 +112,7 @@
         <w:rPr>
           <w:lang w:val="id_ID" w:bidi="id_ID"/>
         </w:rPr>
-        <w:t>Catatan Studi - Pengantar Buku (Tyndale)</w:t>
+        <w:t>Tyndale Open Study Notes</w:t>
       </w:r>
     </w:p>
     <w:p>

--- a/ind/docx/41.content.docx
+++ b/ind/docx/41.content.docx
@@ -19,7 +19,7 @@
         <w:rPr>
           <w:lang w:val="id_ID" w:bidi="id_ID"/>
         </w:rPr>
-        <w:t>Resource: Tyndale Open Study Notes</w:t>
+        <w:t>Resource: Aquifer Open Study Notes (Book Intros)</w:t>
       </w:r>
       <w:r>
         <w:rPr>
@@ -112,7 +112,7 @@
         <w:rPr>
           <w:lang w:val="id_ID" w:bidi="id_ID"/>
         </w:rPr>
-        <w:t>Tyndale Open Study Notes</w:t>
+        <w:t>Aquifer Open Study Notes (Book Intros)</w:t>
       </w:r>
     </w:p>
     <w:p>

--- a/ind/docx/41.content.docx
+++ b/ind/docx/41.content.docx
@@ -233,18 +233,12 @@
         </w:rPr>
         <w:t>Di dalam ayat pembukanya, Markus memberi kepada pembacanya kunci utama untuk memahami Injilnya: Meski kita bisa belajar banyak tentang para murid dan tokoh-tokoh lain dari membaca Markus, penting bagi kita untuk memahami apa yang ia ajarkan tentang Yesus. Yesus adalah “Mesias, Anak Allah” (</w:t>
       </w:r>
-      <w:hyperlink r:id="rId13">
-        <w:r>
-          <w:rPr>
-            <w:lang w:val="id_ID" w:bidi="id_ID"/>
-          </w:rPr>
-          <w:rPr>
-            <w:color w:val="0000EE"/>
-            <w:u w:val="single"/>
-          </w:rPr>
-          <w:t>Mrk. 1:1</w:t>
-        </w:r>
-      </w:hyperlink>
+      <w:r>
+        <w:rPr>
+          <w:lang w:val="id_ID" w:bidi="id_ID"/>
+        </w:rPr>
+        <w:t>Mrk. 1:1</w:t>
+      </w:r>
       <w:r>
         <w:rPr>
           <w:lang w:val="id_ID" w:bidi="id_ID"/>
@@ -276,18 +270,12 @@
         </w:rPr>
         <w:t>Secara umum para ahli setuju bahwa Injil Markus adalah yang pertama kali dituliskan dari empat kitab Injil. Sebelum Markus, tidak ada kitab lain yang disebut Injil. Tradisi berita Injil beredar atau “disampaikan” secara lisan dalam pengawasan para saksi mata dan hamba-hamba firman Allah (</w:t>
       </w:r>
-      <w:hyperlink r:id="rId14">
-        <w:r>
-          <w:rPr>
-            <w:lang w:val="id_ID" w:bidi="id_ID"/>
-          </w:rPr>
-          <w:rPr>
-            <w:color w:val="0000EE"/>
-            <w:u w:val="single"/>
-          </w:rPr>
-          <w:t>Luk. 1:2</w:t>
-        </w:r>
-      </w:hyperlink>
+      <w:r>
+        <w:rPr>
+          <w:lang w:val="id_ID" w:bidi="id_ID"/>
+        </w:rPr>
+        <w:t>Luk. 1:2</w:t>
+      </w:r>
       <w:r>
         <w:rPr>
           <w:lang w:val="id_ID" w:bidi="id_ID"/>
@@ -319,36 +307,24 @@
         </w:rPr>
         <w:t xml:space="preserve">Struktur keseluruhan Injil Markus bersifat geografis. Sembilan pasal pertama menceritakan peristiwa-peristiwa dalam pelayanan Yesus di Galilea dan sekitarnya. Di dalam </w:t>
       </w:r>
-      <w:hyperlink r:id="rId15">
-        <w:r>
-          <w:rPr>
-            <w:lang w:val="id_ID" w:bidi="id_ID"/>
-          </w:rPr>
-          <w:rPr>
-            <w:color w:val="0000EE"/>
-            <w:u w:val="single"/>
-          </w:rPr>
-          <w:t>Mrk. 10:1–52</w:t>
-        </w:r>
-      </w:hyperlink>
+      <w:r>
+        <w:rPr>
+          <w:lang w:val="id_ID" w:bidi="id_ID"/>
+        </w:rPr>
+        <w:t>Mrk. 10:1–52</w:t>
+      </w:r>
       <w:r>
         <w:rPr>
           <w:lang w:val="id_ID" w:bidi="id_ID"/>
         </w:rPr>
         <w:t>, Yesus dan murid-murid-Nya melakukan perjalanan dari Galilea ke Yerusalem, dan pasal-pasal terakhir kitab ini (</w:t>
       </w:r>
-      <w:hyperlink r:id="rId16">
-        <w:r>
-          <w:rPr>
-            <w:lang w:val="id_ID" w:bidi="id_ID"/>
-          </w:rPr>
-          <w:rPr>
-            <w:color w:val="0000EE"/>
-            <w:u w:val="single"/>
-          </w:rPr>
-          <w:t>Mrk. 11:1–16:20</w:t>
-        </w:r>
-      </w:hyperlink>
+      <w:r>
+        <w:rPr>
+          <w:lang w:val="id_ID" w:bidi="id_ID"/>
+        </w:rPr>
+        <w:t>Mrk. 11:1–16:20</w:t>
+      </w:r>
       <w:r>
         <w:rPr>
           <w:lang w:val="id_ID" w:bidi="id_ID"/>
@@ -369,270 +345,180 @@
         </w:rPr>
         <w:t>Dalam garis besar geografis tersebut, Markus menyusun sebagian besar materinya secara topikal. Karena itu, kita mendapatkan kumpulan cerita tentang mujizat (</w:t>
       </w:r>
-      <w:hyperlink r:id="rId17">
-        <w:r>
-          <w:rPr>
-            <w:lang w:val="id_ID" w:bidi="id_ID"/>
-          </w:rPr>
-          <w:rPr>
-            <w:color w:val="0000EE"/>
-            <w:u w:val="single"/>
-          </w:rPr>
-          <w:t>Mrk. 1:21–45</w:t>
-        </w:r>
-      </w:hyperlink>
+      <w:r>
+        <w:rPr>
+          <w:lang w:val="id_ID" w:bidi="id_ID"/>
+        </w:rPr>
+        <w:t>Mrk. 1:21–45</w:t>
+      </w:r>
       <w:r>
         <w:rPr>
           <w:lang w:val="id_ID" w:bidi="id_ID"/>
         </w:rPr>
         <w:t xml:space="preserve">; </w:t>
       </w:r>
-      <w:hyperlink r:id="rId18">
-        <w:r>
-          <w:rPr>
-            <w:lang w:val="id_ID" w:bidi="id_ID"/>
-          </w:rPr>
-          <w:rPr>
-            <w:color w:val="0000EE"/>
-            <w:u w:val="single"/>
-          </w:rPr>
-          <w:t>4:35–5:43</w:t>
-        </w:r>
-      </w:hyperlink>
+      <w:r>
+        <w:rPr>
+          <w:lang w:val="id_ID" w:bidi="id_ID"/>
+        </w:rPr>
+        <w:t>4:35–5:43</w:t>
+      </w:r>
       <w:r>
         <w:rPr>
           <w:lang w:val="id_ID" w:bidi="id_ID"/>
         </w:rPr>
         <w:t>), cerita-cerita yang kontroversial (</w:t>
       </w:r>
-      <w:hyperlink r:id="rId19">
-        <w:r>
-          <w:rPr>
-            <w:lang w:val="id_ID" w:bidi="id_ID"/>
-          </w:rPr>
-          <w:rPr>
-            <w:color w:val="0000EE"/>
-            <w:u w:val="single"/>
-          </w:rPr>
-          <w:t>Mrk. 2:1–3:6</w:t>
-        </w:r>
-      </w:hyperlink>
+      <w:r>
+        <w:rPr>
+          <w:lang w:val="id_ID" w:bidi="id_ID"/>
+        </w:rPr>
+        <w:t>Mrk. 2:1–3:6</w:t>
+      </w:r>
       <w:r>
         <w:rPr>
           <w:lang w:val="id_ID" w:bidi="id_ID"/>
         </w:rPr>
         <w:t xml:space="preserve">; </w:t>
       </w:r>
-      <w:hyperlink r:id="rId20">
-        <w:r>
-          <w:rPr>
-            <w:lang w:val="id_ID" w:bidi="id_ID"/>
-          </w:rPr>
-          <w:rPr>
-            <w:color w:val="0000EE"/>
-            <w:u w:val="single"/>
-          </w:rPr>
-          <w:t>12:13–37</w:t>
-        </w:r>
-      </w:hyperlink>
+      <w:r>
+        <w:rPr>
+          <w:lang w:val="id_ID" w:bidi="id_ID"/>
+        </w:rPr>
+        <w:t>12:13–37</w:t>
+      </w:r>
       <w:r>
         <w:rPr>
           <w:lang w:val="id_ID" w:bidi="id_ID"/>
         </w:rPr>
         <w:t>), perumpamaan-perumpamaan (</w:t>
       </w:r>
-      <w:hyperlink r:id="rId21">
-        <w:r>
-          <w:rPr>
-            <w:lang w:val="id_ID" w:bidi="id_ID"/>
-          </w:rPr>
-          <w:rPr>
-            <w:color w:val="0000EE"/>
-            <w:u w:val="single"/>
-          </w:rPr>
-          <w:t>Mrk. 4:1–34</w:t>
-        </w:r>
-      </w:hyperlink>
+      <w:r>
+        <w:rPr>
+          <w:lang w:val="id_ID" w:bidi="id_ID"/>
+        </w:rPr>
+        <w:t>Mrk. 4:1–34</w:t>
+      </w:r>
       <w:r>
         <w:rPr>
           <w:lang w:val="id_ID" w:bidi="id_ID"/>
         </w:rPr>
         <w:t>), dan ajaran-ajaran tentang akhir zaman (</w:t>
       </w:r>
-      <w:hyperlink r:id="rId22">
-        <w:r>
-          <w:rPr>
-            <w:lang w:val="id_ID" w:bidi="id_ID"/>
-          </w:rPr>
-          <w:rPr>
-            <w:color w:val="0000EE"/>
-            <w:u w:val="single"/>
-          </w:rPr>
-          <w:t>Mrk. 13:5–37</w:t>
-        </w:r>
-      </w:hyperlink>
+      <w:r>
+        <w:rPr>
+          <w:lang w:val="id_ID" w:bidi="id_ID"/>
+        </w:rPr>
+        <w:t>Mrk. 13:5–37</w:t>
+      </w:r>
       <w:r>
         <w:rPr>
           <w:lang w:val="id_ID" w:bidi="id_ID"/>
         </w:rPr>
         <w:t>). Beberapa dari materi tersebut menunjukkan sebuah urutan peristiwa: pelayanan Yesus dimulai dengan baptisan-Nya (</w:t>
       </w:r>
-      <w:hyperlink r:id="rId23">
-        <w:r>
-          <w:rPr>
-            <w:lang w:val="id_ID" w:bidi="id_ID"/>
-          </w:rPr>
-          <w:rPr>
-            <w:color w:val="0000EE"/>
-            <w:u w:val="single"/>
-          </w:rPr>
-          <w:t>Mrk. 1:2–11</w:t>
-        </w:r>
-      </w:hyperlink>
+      <w:r>
+        <w:rPr>
+          <w:lang w:val="id_ID" w:bidi="id_ID"/>
+        </w:rPr>
+        <w:t>Mrk. 1:2–11</w:t>
+      </w:r>
       <w:r>
         <w:rPr>
           <w:lang w:val="id_ID" w:bidi="id_ID"/>
         </w:rPr>
         <w:t xml:space="preserve">; baca </w:t>
       </w:r>
-      <w:hyperlink r:id="rId24">
-        <w:r>
-          <w:rPr>
-            <w:lang w:val="id_ID" w:bidi="id_ID"/>
-          </w:rPr>
-          <w:rPr>
-            <w:color w:val="0000EE"/>
-            <w:u w:val="single"/>
-          </w:rPr>
-          <w:t>Kisah 1:22</w:t>
-        </w:r>
-      </w:hyperlink>
+      <w:r>
+        <w:rPr>
+          <w:lang w:val="id_ID" w:bidi="id_ID"/>
+        </w:rPr>
+        <w:t>Kisah 1:22</w:t>
+      </w:r>
       <w:r>
         <w:rPr>
           <w:lang w:val="id_ID" w:bidi="id_ID"/>
         </w:rPr>
         <w:t xml:space="preserve">; </w:t>
       </w:r>
-      <w:hyperlink r:id="rId25">
-        <w:r>
-          <w:rPr>
-            <w:lang w:val="id_ID" w:bidi="id_ID"/>
-          </w:rPr>
-          <w:rPr>
-            <w:color w:val="0000EE"/>
-            <w:u w:val="single"/>
-          </w:rPr>
-          <w:t>10:37</w:t>
-        </w:r>
-      </w:hyperlink>
+      <w:r>
+        <w:rPr>
+          <w:lang w:val="id_ID" w:bidi="id_ID"/>
+        </w:rPr>
+        <w:t>10:37</w:t>
+      </w:r>
       <w:r>
         <w:rPr>
           <w:lang w:val="id_ID" w:bidi="id_ID"/>
         </w:rPr>
         <w:t>) pencobaan yang dialami-Nya (</w:t>
       </w:r>
-      <w:hyperlink r:id="rId26">
-        <w:r>
-          <w:rPr>
-            <w:lang w:val="id_ID" w:bidi="id_ID"/>
-          </w:rPr>
-          <w:rPr>
-            <w:color w:val="0000EE"/>
-            <w:u w:val="single"/>
-          </w:rPr>
-          <w:t>Mrk. 1:12–13</w:t>
-        </w:r>
-      </w:hyperlink>
+      <w:r>
+        <w:rPr>
+          <w:lang w:val="id_ID" w:bidi="id_ID"/>
+        </w:rPr>
+        <w:t>Mrk. 1:12–13</w:t>
+      </w:r>
       <w:r>
         <w:rPr>
           <w:lang w:val="id_ID" w:bidi="id_ID"/>
         </w:rPr>
         <w:t>); penderitaan, kematian, dan kebangkitan yang terjadi pada bagian akhir (</w:t>
       </w:r>
-      <w:hyperlink r:id="rId27">
-        <w:r>
-          <w:rPr>
-            <w:lang w:val="id_ID" w:bidi="id_ID"/>
-          </w:rPr>
-          <w:rPr>
-            <w:color w:val="0000EE"/>
-            <w:u w:val="single"/>
-          </w:rPr>
-          <w:t>Mrk. 11:1–16:8</w:t>
-        </w:r>
-      </w:hyperlink>
+      <w:r>
+        <w:rPr>
+          <w:lang w:val="id_ID" w:bidi="id_ID"/>
+        </w:rPr>
+        <w:t>Mrk. 11:1–16:8</w:t>
+      </w:r>
       <w:r>
         <w:rPr>
           <w:lang w:val="id_ID" w:bidi="id_ID"/>
         </w:rPr>
         <w:t>). Beberapa catatan terpisah disatukan secara kronologis, seperti pengakuan Petrus di Kaisarea Filipi (</w:t>
       </w:r>
-      <w:hyperlink r:id="rId28">
-        <w:r>
-          <w:rPr>
-            <w:lang w:val="id_ID" w:bidi="id_ID"/>
-          </w:rPr>
-          <w:rPr>
-            <w:color w:val="0000EE"/>
-            <w:u w:val="single"/>
-          </w:rPr>
-          <w:t>8:27–33</w:t>
-        </w:r>
-      </w:hyperlink>
+      <w:r>
+        <w:rPr>
+          <w:lang w:val="id_ID" w:bidi="id_ID"/>
+        </w:rPr>
+        <w:t>8:27–33</w:t>
+      </w:r>
       <w:r>
         <w:rPr>
           <w:lang w:val="id_ID" w:bidi="id_ID"/>
         </w:rPr>
         <w:t>) dan peristiwa transfigurasi Yesus (</w:t>
       </w:r>
-      <w:hyperlink r:id="rId29">
-        <w:r>
-          <w:rPr>
-            <w:lang w:val="id_ID" w:bidi="id_ID"/>
-          </w:rPr>
-          <w:rPr>
-            <w:color w:val="0000EE"/>
-            <w:u w:val="single"/>
-          </w:rPr>
-          <w:t>Mrk. 9:1–13</w:t>
-        </w:r>
-      </w:hyperlink>
+      <w:r>
+        <w:rPr>
+          <w:lang w:val="id_ID" w:bidi="id_ID"/>
+        </w:rPr>
+        <w:t>Mrk. 9:1–13</w:t>
+      </w:r>
       <w:r>
         <w:rPr>
           <w:lang w:val="id_ID" w:bidi="id_ID"/>
         </w:rPr>
         <w:t xml:space="preserve">; baca juga </w:t>
       </w:r>
-      <w:hyperlink r:id="rId30">
-        <w:r>
-          <w:rPr>
-            <w:lang w:val="id_ID" w:bidi="id_ID"/>
-          </w:rPr>
-          <w:rPr>
-            <w:color w:val="0000EE"/>
-            <w:u w:val="single"/>
-          </w:rPr>
-          <w:t>Mrk. 1:29</w:t>
-        </w:r>
-      </w:hyperlink>
+      <w:r>
+        <w:rPr>
+          <w:lang w:val="id_ID" w:bidi="id_ID"/>
+        </w:rPr>
+        <w:t>Mrk. 1:29</w:t>
+      </w:r>
       <w:r>
         <w:rPr>
           <w:lang w:val="id_ID" w:bidi="id_ID"/>
         </w:rPr>
         <w:t xml:space="preserve">, </w:t>
       </w:r>
-      <w:hyperlink r:id="rId31">
-        <w:r>
-          <w:rPr>
-            <w:lang w:val="id_ID" w:bidi="id_ID"/>
-          </w:rPr>
-          <w:rPr>
-            <w:color w:val="0000EE"/>
-            <w:u w:val="single"/>
-          </w:rPr>
-          <w:t>35</w:t>
-        </w:r>
-      </w:hyperlink>
+      <w:r>
+        <w:rPr>
+          <w:lang w:val="id_ID" w:bidi="id_ID"/>
+        </w:rPr>
+        <w:t>35</w:t>
+      </w:r>
       <w:r>
         <w:rPr>
           <w:lang w:val="id_ID" w:bidi="id_ID"/>
@@ -653,90 +539,60 @@
         </w:rPr>
         <w:t xml:space="preserve">Titik balik utama dalam pelayanan Yesus dijelaskan di dalam </w:t>
       </w:r>
-      <w:hyperlink r:id="rId28">
-        <w:r>
-          <w:rPr>
-            <w:lang w:val="id_ID" w:bidi="id_ID"/>
-          </w:rPr>
-          <w:rPr>
-            <w:color w:val="0000EE"/>
-            <w:u w:val="single"/>
-          </w:rPr>
-          <w:t>Mrk. 8:27–33</w:t>
-        </w:r>
-      </w:hyperlink>
+      <w:r>
+        <w:rPr>
+          <w:lang w:val="id_ID" w:bidi="id_ID"/>
+        </w:rPr>
+        <w:t>Mrk. 8:27–33</w:t>
+      </w:r>
       <w:r>
         <w:rPr>
           <w:lang w:val="id_ID" w:bidi="id_ID"/>
         </w:rPr>
         <w:t>, yang berada hampir di tengah-tengah kitab tersebut. Di Kaisarea Filipi, para murid untuk pertama kalinya mengaku bahwa Yesus adalah Mesias (</w:t>
       </w:r>
-      <w:hyperlink r:id="rId32">
-        <w:r>
-          <w:rPr>
-            <w:lang w:val="id_ID" w:bidi="id_ID"/>
-          </w:rPr>
-          <w:rPr>
-            <w:color w:val="0000EE"/>
-            <w:u w:val="single"/>
-          </w:rPr>
-          <w:t>Mrk. 8:29</w:t>
-        </w:r>
-      </w:hyperlink>
+      <w:r>
+        <w:rPr>
+          <w:lang w:val="id_ID" w:bidi="id_ID"/>
+        </w:rPr>
+        <w:t>Mrk. 8:29</w:t>
+      </w:r>
       <w:r>
         <w:rPr>
           <w:lang w:val="id_ID" w:bidi="id_ID"/>
         </w:rPr>
         <w:t>). Terhadap pengakuan ini, “mulailah Yesus mengajarkan” tentang kematian dan kebangkitan-Nya yang sudah dekat (</w:t>
       </w:r>
-      <w:hyperlink r:id="rId33">
-        <w:r>
-          <w:rPr>
-            <w:lang w:val="id_ID" w:bidi="id_ID"/>
-          </w:rPr>
-          <w:rPr>
-            <w:color w:val="0000EE"/>
-            <w:u w:val="single"/>
-          </w:rPr>
-          <w:t>Mrk. 8:31</w:t>
-        </w:r>
-      </w:hyperlink>
+      <w:r>
+        <w:rPr>
+          <w:lang w:val="id_ID" w:bidi="id_ID"/>
+        </w:rPr>
+        <w:t>Mrk. 8:31</w:t>
+      </w:r>
       <w:r>
         <w:rPr>
           <w:lang w:val="id_ID" w:bidi="id_ID"/>
         </w:rPr>
         <w:t xml:space="preserve">; bdk. </w:t>
       </w:r>
-      <w:hyperlink r:id="rId34">
-        <w:r>
-          <w:rPr>
-            <w:lang w:val="id_ID" w:bidi="id_ID"/>
-          </w:rPr>
-          <w:rPr>
-            <w:color w:val="0000EE"/>
-            <w:u w:val="single"/>
-          </w:rPr>
-          <w:t>Mat. 16:21</w:t>
-        </w:r>
-      </w:hyperlink>
+      <w:r>
+        <w:rPr>
+          <w:lang w:val="id_ID" w:bidi="id_ID"/>
+        </w:rPr>
+        <w:t>Mat. 16:21</w:t>
+      </w:r>
       <w:r>
         <w:rPr>
           <w:lang w:val="id_ID" w:bidi="id_ID"/>
         </w:rPr>
         <w:t xml:space="preserve">). Kematian dan kebangkitan Yesus adalah tema utama di dalam </w:t>
       </w:r>
-      <w:hyperlink r:id="rId35">
-        <w:r>
-          <w:rPr>
-            <w:lang w:val="id_ID" w:bidi="id_ID"/>
-          </w:rPr>
-          <w:rPr>
-            <w:color w:val="0000EE"/>
-            <w:u w:val="single"/>
-          </w:rPr>
-          <w:t>Mrk. 8:31–16:8</w:t>
-        </w:r>
-      </w:hyperlink>
+      <w:r>
+        <w:rPr>
+          <w:lang w:val="id_ID" w:bidi="id_ID"/>
+        </w:rPr>
+        <w:t>Mrk. 8:31–16:8</w:t>
+      </w:r>
       <w:r>
         <w:rPr>
           <w:lang w:val="id_ID" w:bidi="id_ID"/>
@@ -795,36 +651,24 @@
         </w:rPr>
         <w:t xml:space="preserve">Gereja mula-mula secara aklamasi mengaitkan penulisan kitab Injil ini dengan Yohanes Markus. Tidak mungkin Papias dan bapa-bapa gereja yang lain mengaitkan Injil tersebut dengan seorang non-rasul yang memiliki reputasi tercela (baca </w:t>
       </w:r>
-      <w:hyperlink r:id="rId36">
-        <w:r>
-          <w:rPr>
-            <w:lang w:val="id_ID" w:bidi="id_ID"/>
-          </w:rPr>
-          <w:rPr>
-            <w:color w:val="0000EE"/>
-            <w:u w:val="single"/>
-          </w:rPr>
-          <w:t>Kisah 13:13</w:t>
-        </w:r>
-      </w:hyperlink>
+      <w:r>
+        <w:rPr>
+          <w:lang w:val="id_ID" w:bidi="id_ID"/>
+        </w:rPr>
+        <w:t>Kisah 13:13</w:t>
+      </w:r>
       <w:r>
         <w:rPr>
           <w:lang w:val="id_ID" w:bidi="id_ID"/>
         </w:rPr>
         <w:t xml:space="preserve">; </w:t>
       </w:r>
-      <w:hyperlink r:id="rId37">
-        <w:r>
-          <w:rPr>
-            <w:lang w:val="id_ID" w:bidi="id_ID"/>
-          </w:rPr>
-          <w:rPr>
-            <w:color w:val="0000EE"/>
-            <w:u w:val="single"/>
-          </w:rPr>
-          <w:t>15:36–41</w:t>
-        </w:r>
-      </w:hyperlink>
+      <w:r>
+        <w:rPr>
+          <w:lang w:val="id_ID" w:bidi="id_ID"/>
+        </w:rPr>
+        <w:t>15:36–41</w:t>
+      </w:r>
       <w:r>
         <w:rPr>
           <w:lang w:val="id_ID" w:bidi="id_ID"/>
@@ -845,108 +689,72 @@
         </w:rPr>
         <w:t xml:space="preserve">Penulis Injil ini berbicara dalam dua bahasa, sebagaimana ditunjukkan melalui penggunaan frasa-frasa bahasa Aram di dalam teks berbahasa Yunani (mis., </w:t>
       </w:r>
-      <w:hyperlink r:id="rId38">
-        <w:r>
-          <w:rPr>
-            <w:lang w:val="id_ID" w:bidi="id_ID"/>
-          </w:rPr>
-          <w:rPr>
-            <w:color w:val="0000EE"/>
-            <w:u w:val="single"/>
-          </w:rPr>
-          <w:t>Mrk. 5:41</w:t>
-        </w:r>
-      </w:hyperlink>
+      <w:r>
+        <w:rPr>
+          <w:lang w:val="id_ID" w:bidi="id_ID"/>
+        </w:rPr>
+        <w:t>Mrk. 5:41</w:t>
+      </w:r>
       <w:r>
         <w:rPr>
           <w:lang w:val="id_ID" w:bidi="id_ID"/>
         </w:rPr>
         <w:t xml:space="preserve">; </w:t>
       </w:r>
-      <w:hyperlink r:id="rId39">
-        <w:r>
-          <w:rPr>
-            <w:lang w:val="id_ID" w:bidi="id_ID"/>
-          </w:rPr>
-          <w:rPr>
-            <w:color w:val="0000EE"/>
-            <w:u w:val="single"/>
-          </w:rPr>
-          <w:t>7:34</w:t>
-        </w:r>
-      </w:hyperlink>
+      <w:r>
+        <w:rPr>
+          <w:lang w:val="id_ID" w:bidi="id_ID"/>
+        </w:rPr>
+        <w:t>7:34</w:t>
+      </w:r>
       <w:r>
         <w:rPr>
           <w:lang w:val="id_ID" w:bidi="id_ID"/>
         </w:rPr>
         <w:t xml:space="preserve">; </w:t>
       </w:r>
-      <w:hyperlink r:id="rId40">
-        <w:r>
-          <w:rPr>
-            <w:lang w:val="id_ID" w:bidi="id_ID"/>
-          </w:rPr>
-          <w:rPr>
-            <w:color w:val="0000EE"/>
-            <w:u w:val="single"/>
-          </w:rPr>
-          <w:t>15:34</w:t>
-        </w:r>
-      </w:hyperlink>
+      <w:r>
+        <w:rPr>
+          <w:lang w:val="id_ID" w:bidi="id_ID"/>
+        </w:rPr>
+        <w:t>15:34</w:t>
+      </w:r>
       <w:r>
         <w:rPr>
           <w:lang w:val="id_ID" w:bidi="id_ID"/>
         </w:rPr>
         <w:t xml:space="preserve">). Ia juga seorang Yahudi, karena ia tahu dan dapat menjelaskan berbagai adat istiadat Yahudi kepada para pembacanya yang non-Yahudi (mis., </w:t>
       </w:r>
-      <w:hyperlink r:id="rId41">
-        <w:r>
-          <w:rPr>
-            <w:lang w:val="id_ID" w:bidi="id_ID"/>
-          </w:rPr>
-          <w:rPr>
-            <w:color w:val="0000EE"/>
-            <w:u w:val="single"/>
-          </w:rPr>
-          <w:t>Mrk. 7:3–4</w:t>
-        </w:r>
-      </w:hyperlink>
+      <w:r>
+        <w:rPr>
+          <w:lang w:val="id_ID" w:bidi="id_ID"/>
+        </w:rPr>
+        <w:t>Mrk. 7:3–4</w:t>
+      </w:r>
       <w:r>
         <w:rPr>
           <w:lang w:val="id_ID" w:bidi="id_ID"/>
         </w:rPr>
         <w:t xml:space="preserve">; </w:t>
       </w:r>
-      <w:hyperlink r:id="rId42">
-        <w:r>
-          <w:rPr>
-            <w:lang w:val="id_ID" w:bidi="id_ID"/>
-          </w:rPr>
-          <w:rPr>
-            <w:color w:val="0000EE"/>
-            <w:u w:val="single"/>
-          </w:rPr>
-          <w:t>14:12</w:t>
-        </w:r>
-      </w:hyperlink>
+      <w:r>
+        <w:rPr>
+          <w:lang w:val="id_ID" w:bidi="id_ID"/>
+        </w:rPr>
+        <w:t>14:12</w:t>
+      </w:r>
       <w:r>
         <w:rPr>
           <w:lang w:val="id_ID" w:bidi="id_ID"/>
         </w:rPr>
         <w:t>). Yohanes Markus benar-benar seorang Yahudi yang dibesarkan di Yerusalem (</w:t>
       </w:r>
-      <w:hyperlink r:id="rId43">
-        <w:r>
-          <w:rPr>
-            <w:lang w:val="id_ID" w:bidi="id_ID"/>
-          </w:rPr>
-          <w:rPr>
-            <w:color w:val="0000EE"/>
-            <w:u w:val="single"/>
-          </w:rPr>
-          <w:t>Kisah 12:12</w:t>
-        </w:r>
-      </w:hyperlink>
+      <w:r>
+        <w:rPr>
+          <w:lang w:val="id_ID" w:bidi="id_ID"/>
+        </w:rPr>
+        <w:t>Kisah 12:12</w:t>
+      </w:r>
       <w:r>
         <w:rPr>
           <w:lang w:val="id_ID" w:bidi="id_ID"/>
@@ -967,90 +775,60 @@
         </w:rPr>
         <w:t xml:space="preserve">Beberapa ahli keberatan bahwa Injil ini tidak benar-benar menunjukkan kaitan antara Markus dan Petrus, dan sepertinya kitab tersebut merupakan karya sastra yang terlalu bagus daripada yang dapat diharapkan dari sebuah kesaksian tertulis dari Petrus. Namun, jika Injil ini memang ditulis menjelang atau setelah kematian Petrus (baca bagian “Tahun Penulisan” di bawah), Petrus telah menceritakan kisah-kisah tersebut selama lebih dari tiga puluh tahun. Ada juga beberapa penyebutan nama Petrus di dalam Injil ini yang mungkin disebabkan hubungan pribadi Markus dengannya (mis., </w:t>
       </w:r>
-      <w:hyperlink r:id="rId44">
-        <w:r>
-          <w:rPr>
-            <w:lang w:val="id_ID" w:bidi="id_ID"/>
-          </w:rPr>
-          <w:rPr>
-            <w:color w:val="0000EE"/>
-            <w:u w:val="single"/>
-          </w:rPr>
-          <w:t>Mrk. 1:16–20</w:t>
-        </w:r>
-      </w:hyperlink>
+      <w:r>
+        <w:rPr>
+          <w:lang w:val="id_ID" w:bidi="id_ID"/>
+        </w:rPr>
+        <w:t>Mrk. 1:16–20</w:t>
+      </w:r>
       <w:r>
         <w:rPr>
           <w:lang w:val="id_ID" w:bidi="id_ID"/>
         </w:rPr>
         <w:t xml:space="preserve">; </w:t>
       </w:r>
-      <w:hyperlink r:id="rId45">
-        <w:r>
-          <w:rPr>
-            <w:lang w:val="id_ID" w:bidi="id_ID"/>
-          </w:rPr>
-          <w:rPr>
-            <w:color w:val="0000EE"/>
-            <w:u w:val="single"/>
-          </w:rPr>
-          <w:t>8:32–33</w:t>
-        </w:r>
-      </w:hyperlink>
+      <w:r>
+        <w:rPr>
+          <w:lang w:val="id_ID" w:bidi="id_ID"/>
+        </w:rPr>
+        <w:t>8:32–33</w:t>
+      </w:r>
       <w:r>
         <w:rPr>
           <w:lang w:val="id_ID" w:bidi="id_ID"/>
         </w:rPr>
         <w:t xml:space="preserve">; </w:t>
       </w:r>
-      <w:hyperlink r:id="rId46">
-        <w:r>
-          <w:rPr>
-            <w:lang w:val="id_ID" w:bidi="id_ID"/>
-          </w:rPr>
-          <w:rPr>
-            <w:color w:val="0000EE"/>
-            <w:u w:val="single"/>
-          </w:rPr>
-          <w:t>9:5–6</w:t>
-        </w:r>
-      </w:hyperlink>
+      <w:r>
+        <w:rPr>
+          <w:lang w:val="id_ID" w:bidi="id_ID"/>
+        </w:rPr>
+        <w:t>9:5–6</w:t>
+      </w:r>
       <w:r>
         <w:rPr>
           <w:lang w:val="id_ID" w:bidi="id_ID"/>
         </w:rPr>
         <w:t xml:space="preserve">; </w:t>
       </w:r>
-      <w:hyperlink r:id="rId47">
-        <w:r>
-          <w:rPr>
-            <w:lang w:val="id_ID" w:bidi="id_ID"/>
-          </w:rPr>
-          <w:rPr>
-            <w:color w:val="0000EE"/>
-            <w:u w:val="single"/>
-          </w:rPr>
-          <w:t>14:28–31</w:t>
-        </w:r>
-      </w:hyperlink>
+      <w:r>
+        <w:rPr>
+          <w:lang w:val="id_ID" w:bidi="id_ID"/>
+        </w:rPr>
+        <w:t>14:28–31</w:t>
+      </w:r>
       <w:r>
         <w:rPr>
           <w:lang w:val="id_ID" w:bidi="id_ID"/>
         </w:rPr>
         <w:t xml:space="preserve">, </w:t>
       </w:r>
-      <w:hyperlink r:id="rId48">
-        <w:r>
-          <w:rPr>
-            <w:lang w:val="id_ID" w:bidi="id_ID"/>
-          </w:rPr>
-          <w:rPr>
-            <w:color w:val="0000EE"/>
-            <w:u w:val="single"/>
-          </w:rPr>
-          <w:t>66–72</w:t>
-        </w:r>
-      </w:hyperlink>
+      <w:r>
+        <w:rPr>
+          <w:lang w:val="id_ID" w:bidi="id_ID"/>
+        </w:rPr>
+        <w:t>66–72</w:t>
+      </w:r>
       <w:r>
         <w:rPr>
           <w:lang w:val="id_ID" w:bidi="id_ID"/>
@@ -1082,90 +860,60 @@
         </w:rPr>
         <w:t>Yohanes Markus mungkin menuliskan ajaran-ajaran Petrus tentang Yesus sekitar tahun kematian Petrus. Petrus mati martir di kota Roma sekitar Tahun 64 M dalam masa penganiayaan yang dicetuskan Kaisar Nero terhadap orang-orang Kristen. Markus mungkin menuliskan Injil ini pada akhir dekade 60-an. Ada dua data yang mendukung ggasan tersebut: (1) Penekanan tentang kesetiaan dalam masa penganiayaan (</w:t>
       </w:r>
-      <w:hyperlink r:id="rId49">
-        <w:r>
-          <w:rPr>
-            <w:lang w:val="id_ID" w:bidi="id_ID"/>
-          </w:rPr>
-          <w:rPr>
-            <w:color w:val="0000EE"/>
-            <w:u w:val="single"/>
-          </w:rPr>
-          <w:t>Mrk. 4:17</w:t>
-        </w:r>
-      </w:hyperlink>
+      <w:r>
+        <w:rPr>
+          <w:lang w:val="id_ID" w:bidi="id_ID"/>
+        </w:rPr>
+        <w:t>Mrk. 4:17</w:t>
+      </w:r>
       <w:r>
         <w:rPr>
           <w:lang w:val="id_ID" w:bidi="id_ID"/>
         </w:rPr>
         <w:t xml:space="preserve">; </w:t>
       </w:r>
-      <w:hyperlink r:id="rId50">
-        <w:r>
-          <w:rPr>
-            <w:lang w:val="id_ID" w:bidi="id_ID"/>
-          </w:rPr>
-          <w:rPr>
-            <w:color w:val="0000EE"/>
-            <w:u w:val="single"/>
-          </w:rPr>
-          <w:t>8:34–38</w:t>
-        </w:r>
-      </w:hyperlink>
+      <w:r>
+        <w:rPr>
+          <w:lang w:val="id_ID" w:bidi="id_ID"/>
+        </w:rPr>
+        <w:t>8:34–38</w:t>
+      </w:r>
       <w:r>
         <w:rPr>
           <w:lang w:val="id_ID" w:bidi="id_ID"/>
         </w:rPr>
         <w:t xml:space="preserve">; </w:t>
       </w:r>
-      <w:hyperlink r:id="rId51">
-        <w:r>
-          <w:rPr>
-            <w:lang w:val="id_ID" w:bidi="id_ID"/>
-          </w:rPr>
-          <w:rPr>
-            <w:color w:val="0000EE"/>
-            <w:u w:val="single"/>
-          </w:rPr>
-          <w:t>10:30</w:t>
-        </w:r>
-      </w:hyperlink>
+      <w:r>
+        <w:rPr>
+          <w:lang w:val="id_ID" w:bidi="id_ID"/>
+        </w:rPr>
+        <w:t>10:30</w:t>
+      </w:r>
       <w:r>
         <w:rPr>
           <w:lang w:val="id_ID" w:bidi="id_ID"/>
         </w:rPr>
         <w:t xml:space="preserve">; </w:t>
       </w:r>
-      <w:hyperlink r:id="rId52">
-        <w:r>
-          <w:rPr>
-            <w:lang w:val="id_ID" w:bidi="id_ID"/>
-          </w:rPr>
-          <w:rPr>
-            <w:color w:val="0000EE"/>
-            <w:u w:val="single"/>
-          </w:rPr>
-          <w:t>13:9–13</w:t>
-        </w:r>
-      </w:hyperlink>
+      <w:r>
+        <w:rPr>
+          <w:lang w:val="id_ID" w:bidi="id_ID"/>
+        </w:rPr>
+        <w:t>13:9–13</w:t>
+      </w:r>
       <w:r>
         <w:rPr>
           <w:lang w:val="id_ID" w:bidi="id_ID"/>
         </w:rPr>
         <w:t xml:space="preserve">) menunjukkan masa selama atau segera setelah masa penganiayaan oleh Nero pada pertengahan dekade 60-an; dan (2) Diskursus Yesus yang tercatat dalam pasal </w:t>
       </w:r>
-      <w:hyperlink r:id="rId53">
-        <w:r>
-          <w:rPr>
-            <w:lang w:val="id_ID" w:bidi="id_ID"/>
-          </w:rPr>
-          <w:rPr>
-            <w:color w:val="0000EE"/>
-            <w:u w:val="single"/>
-          </w:rPr>
-          <w:t>13</w:t>
-        </w:r>
-      </w:hyperlink>
+      <w:r>
+        <w:rPr>
+          <w:lang w:val="id_ID" w:bidi="id_ID"/>
+        </w:rPr>
+        <w:t>13</w:t>
+      </w:r>
       <w:r>
         <w:rPr>
           <w:lang w:val="id_ID" w:bidi="id_ID"/>
@@ -1197,54 +945,36 @@
         </w:rPr>
         <w:t xml:space="preserve">Menurut tradisi, Injil Markus ditulis kepada gereja di kota Roma. Jelaslah bahwa pembaca aslinya adalah orang-orang yang berbicara dalam bahasa Yunani dan non-Yahudi sebab penulisnya menjelaskan adat istiadat Yahudi (mis., </w:t>
       </w:r>
-      <w:hyperlink r:id="rId41">
-        <w:r>
-          <w:rPr>
-            <w:lang w:val="id_ID" w:bidi="id_ID"/>
-          </w:rPr>
-          <w:rPr>
-            <w:color w:val="0000EE"/>
-            <w:u w:val="single"/>
-          </w:rPr>
-          <w:t>Mrk. 7:3–4</w:t>
-        </w:r>
-      </w:hyperlink>
+      <w:r>
+        <w:rPr>
+          <w:lang w:val="id_ID" w:bidi="id_ID"/>
+        </w:rPr>
+        <w:t>Mrk. 7:3–4</w:t>
+      </w:r>
       <w:r>
         <w:rPr>
           <w:lang w:val="id_ID" w:bidi="id_ID"/>
         </w:rPr>
         <w:t xml:space="preserve">; </w:t>
       </w:r>
-      <w:hyperlink r:id="rId42">
-        <w:r>
-          <w:rPr>
-            <w:lang w:val="id_ID" w:bidi="id_ID"/>
-          </w:rPr>
-          <w:rPr>
-            <w:color w:val="0000EE"/>
-            <w:u w:val="single"/>
-          </w:rPr>
-          <w:t>14:12</w:t>
-        </w:r>
-      </w:hyperlink>
+      <w:r>
+        <w:rPr>
+          <w:lang w:val="id_ID" w:bidi="id_ID"/>
+        </w:rPr>
+        <w:t>14:12</w:t>
+      </w:r>
       <w:r>
         <w:rPr>
           <w:lang w:val="id_ID" w:bidi="id_ID"/>
         </w:rPr>
         <w:t>) dan membedakan pembacanya dari “orang-orang Yahudi” (</w:t>
       </w:r>
-      <w:hyperlink r:id="rId54">
-        <w:r>
-          <w:rPr>
-            <w:lang w:val="id_ID" w:bidi="id_ID"/>
-          </w:rPr>
-          <w:rPr>
-            <w:color w:val="0000EE"/>
-            <w:u w:val="single"/>
-          </w:rPr>
-          <w:t>Mrk. 7:3</w:t>
-        </w:r>
-      </w:hyperlink>
+      <w:r>
+        <w:rPr>
+          <w:lang w:val="id_ID" w:bidi="id_ID"/>
+        </w:rPr>
+        <w:t>Mrk. 7:3</w:t>
+      </w:r>
       <w:r>
         <w:rPr>
           <w:lang w:val="id_ID" w:bidi="id_ID"/>
@@ -1265,72 +995,48 @@
         </w:rPr>
         <w:t>Para pembaca aslinya adalah orang-orang Kristen. Mereka familier dengan tradisi-tradisi Injil, sebab penulisnya tidak menjelaskan rujukan-rujukan dalam Perjanjian Lama (</w:t>
       </w:r>
-      <w:hyperlink r:id="rId55">
-        <w:r>
-          <w:rPr>
-            <w:lang w:val="id_ID" w:bidi="id_ID"/>
-          </w:rPr>
-          <w:rPr>
-            <w:color w:val="0000EE"/>
-            <w:u w:val="single"/>
-          </w:rPr>
-          <w:t>Mrk. 2:25–26</w:t>
-        </w:r>
-      </w:hyperlink>
+      <w:r>
+        <w:rPr>
+          <w:lang w:val="id_ID" w:bidi="id_ID"/>
+        </w:rPr>
+        <w:t>Mrk. 2:25–26</w:t>
+      </w:r>
       <w:r>
         <w:rPr>
           <w:lang w:val="id_ID" w:bidi="id_ID"/>
         </w:rPr>
         <w:t>) atau hal-hal seperti siapakah Yohanes Pembaptis itu (</w:t>
       </w:r>
-      <w:hyperlink r:id="rId56">
-        <w:r>
-          <w:rPr>
-            <w:lang w:val="id_ID" w:bidi="id_ID"/>
-          </w:rPr>
-          <w:rPr>
-            <w:color w:val="0000EE"/>
-            <w:u w:val="single"/>
-          </w:rPr>
-          <w:t>Mrk. 1:2–8</w:t>
-        </w:r>
-      </w:hyperlink>
+      <w:r>
+        <w:rPr>
+          <w:lang w:val="id_ID" w:bidi="id_ID"/>
+        </w:rPr>
+        <w:t>Mrk. 1:2–8</w:t>
+      </w:r>
       <w:r>
         <w:rPr>
           <w:lang w:val="id_ID" w:bidi="id_ID"/>
         </w:rPr>
         <w:t>), siapakah Nabi Yesaya itu (</w:t>
       </w:r>
-      <w:hyperlink r:id="rId57">
-        <w:r>
-          <w:rPr>
-            <w:lang w:val="id_ID" w:bidi="id_ID"/>
-          </w:rPr>
-          <w:rPr>
-            <w:color w:val="0000EE"/>
-            <w:u w:val="single"/>
-          </w:rPr>
-          <w:t>Mrk. 1:2</w:t>
-        </w:r>
-      </w:hyperlink>
+      <w:r>
+        <w:rPr>
+          <w:lang w:val="id_ID" w:bidi="id_ID"/>
+        </w:rPr>
+        <w:t>Mrk. 1:2</w:t>
+      </w:r>
       <w:r>
         <w:rPr>
           <w:lang w:val="id_ID" w:bidi="id_ID"/>
         </w:rPr>
         <w:t>), atau siapakah orang-orang Farisi dan ahli-ahli Taurat itu (</w:t>
       </w:r>
-      <w:hyperlink r:id="rId58">
-        <w:r>
-          <w:rPr>
-            <w:lang w:val="id_ID" w:bidi="id_ID"/>
-          </w:rPr>
-          <w:rPr>
-            <w:color w:val="0000EE"/>
-            <w:u w:val="single"/>
-          </w:rPr>
-          <w:t>Mrk. 7:1</w:t>
-        </w:r>
-      </w:hyperlink>
+      <w:r>
+        <w:rPr>
+          <w:lang w:val="id_ID" w:bidi="id_ID"/>
+        </w:rPr>
+        <w:t>Mrk. 7:1</w:t>
+      </w:r>
       <w:r>
         <w:rPr>
           <w:lang w:val="id_ID" w:bidi="id_ID"/>
@@ -1351,36 +1057,24 @@
         </w:rPr>
         <w:t xml:space="preserve">Juga sepertinya para pembacanya adalah orang-orang Romawi, sebagaimana yang ditunjukkan dengan berbagai istilah bahasa Latin di dalam Injil Markus. Di dalam </w:t>
       </w:r>
-      <w:hyperlink r:id="rId59">
-        <w:r>
-          <w:rPr>
-            <w:lang w:val="id_ID" w:bidi="id_ID"/>
-          </w:rPr>
-          <w:rPr>
-            <w:color w:val="0000EE"/>
-            <w:u w:val="single"/>
-          </w:rPr>
-          <w:t>Mrk. 6:27</w:t>
-        </w:r>
-      </w:hyperlink>
+      <w:r>
+        <w:rPr>
+          <w:lang w:val="id_ID" w:bidi="id_ID"/>
+        </w:rPr>
+        <w:t>Mrk. 6:27</w:t>
+      </w:r>
       <w:r>
         <w:rPr>
           <w:lang w:val="id_ID" w:bidi="id_ID"/>
         </w:rPr>
         <w:t xml:space="preserve">, ia memakai kata dalam bahasa Latin yang berarti “tentara”; di dalam </w:t>
       </w:r>
-      <w:hyperlink r:id="rId60">
-        <w:r>
-          <w:rPr>
-            <w:lang w:val="id_ID" w:bidi="id_ID"/>
-          </w:rPr>
-          <w:rPr>
-            <w:color w:val="0000EE"/>
-            <w:u w:val="single"/>
-          </w:rPr>
-          <w:t>Mrk. 12:42</w:t>
-        </w:r>
-      </w:hyperlink>
+      <w:r>
+        <w:rPr>
+          <w:lang w:val="id_ID" w:bidi="id_ID"/>
+        </w:rPr>
+        <w:t>Mrk. 12:42</w:t>
+      </w:r>
       <w:r>
         <w:rPr>
           <w:lang w:val="id_ID" w:bidi="id_ID"/>
@@ -1400,36 +1094,24 @@
         </w:rPr>
         <w:t xml:space="preserve">) untuk menjelaskan arti “dua Peser“ (koin Yunani); dan di dalam </w:t>
       </w:r>
-      <w:hyperlink r:id="rId61">
-        <w:r>
-          <w:rPr>
-            <w:lang w:val="id_ID" w:bidi="id_ID"/>
-          </w:rPr>
-          <w:rPr>
-            <w:color w:val="0000EE"/>
-            <w:u w:val="single"/>
-          </w:rPr>
-          <w:t>Mrk. 15:39</w:t>
-        </w:r>
-      </w:hyperlink>
+      <w:r>
+        <w:rPr>
+          <w:lang w:val="id_ID" w:bidi="id_ID"/>
+        </w:rPr>
+        <w:t>Mrk. 15:39</w:t>
+      </w:r>
       <w:r>
         <w:rPr>
           <w:lang w:val="id_ID" w:bidi="id_ID"/>
         </w:rPr>
         <w:t xml:space="preserve">, </w:t>
       </w:r>
-      <w:hyperlink r:id="rId62">
-        <w:r>
-          <w:rPr>
-            <w:lang w:val="id_ID" w:bidi="id_ID"/>
-          </w:rPr>
-          <w:rPr>
-            <w:color w:val="0000EE"/>
-            <w:u w:val="single"/>
-          </w:rPr>
-          <w:t>44–45</w:t>
-        </w:r>
-      </w:hyperlink>
+      <w:r>
+        <w:rPr>
+          <w:lang w:val="id_ID" w:bidi="id_ID"/>
+        </w:rPr>
+        <w:t>44–45</w:t>
+      </w:r>
       <w:r>
         <w:rPr>
           <w:lang w:val="id_ID" w:bidi="id_ID"/>
@@ -1461,342 +1143,228 @@
         </w:rPr>
         <w:t xml:space="preserve">Karya hasil penyuntingan Markus sendiri dapat dilihat paling jelas di dalam pernyataan-pernyataan pembukanya (mis., </w:t>
       </w:r>
-      <w:hyperlink r:id="rId63">
-        <w:r>
-          <w:rPr>
-            <w:lang w:val="id_ID" w:bidi="id_ID"/>
-          </w:rPr>
-          <w:rPr>
-            <w:color w:val="0000EE"/>
-            <w:u w:val="single"/>
-          </w:rPr>
-          <w:t>Mrk. 1:21–22</w:t>
-        </w:r>
-      </w:hyperlink>
+      <w:r>
+        <w:rPr>
+          <w:lang w:val="id_ID" w:bidi="id_ID"/>
+        </w:rPr>
+        <w:t>Mrk. 1:21–22</w:t>
+      </w:r>
       <w:r>
         <w:rPr>
           <w:lang w:val="id_ID" w:bidi="id_ID"/>
         </w:rPr>
         <w:t xml:space="preserve">; </w:t>
       </w:r>
-      <w:hyperlink r:id="rId64">
-        <w:r>
-          <w:rPr>
-            <w:lang w:val="id_ID" w:bidi="id_ID"/>
-          </w:rPr>
-          <w:rPr>
-            <w:color w:val="0000EE"/>
-            <w:u w:val="single"/>
-          </w:rPr>
-          <w:t>2:1</w:t>
-        </w:r>
-      </w:hyperlink>
+      <w:r>
+        <w:rPr>
+          <w:lang w:val="id_ID" w:bidi="id_ID"/>
+        </w:rPr>
+        <w:t>2:1</w:t>
+      </w:r>
       <w:r>
         <w:rPr>
           <w:lang w:val="id_ID" w:bidi="id_ID"/>
         </w:rPr>
         <w:t xml:space="preserve">; </w:t>
       </w:r>
-      <w:hyperlink r:id="rId65">
-        <w:r>
-          <w:rPr>
-            <w:lang w:val="id_ID" w:bidi="id_ID"/>
-          </w:rPr>
-          <w:rPr>
-            <w:color w:val="0000EE"/>
-            <w:u w:val="single"/>
-          </w:rPr>
-          <w:t>4:1</w:t>
-        </w:r>
-      </w:hyperlink>
+      <w:r>
+        <w:rPr>
+          <w:lang w:val="id_ID" w:bidi="id_ID"/>
+        </w:rPr>
+        <w:t>4:1</w:t>
+      </w:r>
       <w:r>
         <w:rPr>
           <w:lang w:val="id_ID" w:bidi="id_ID"/>
         </w:rPr>
         <w:t xml:space="preserve">; </w:t>
       </w:r>
-      <w:hyperlink r:id="rId58">
-        <w:r>
-          <w:rPr>
-            <w:lang w:val="id_ID" w:bidi="id_ID"/>
-          </w:rPr>
-          <w:rPr>
-            <w:color w:val="0000EE"/>
-            <w:u w:val="single"/>
-          </w:rPr>
-          <w:t>7:1</w:t>
-        </w:r>
-      </w:hyperlink>
+      <w:r>
+        <w:rPr>
+          <w:lang w:val="id_ID" w:bidi="id_ID"/>
+        </w:rPr>
+        <w:t>7:1</w:t>
+      </w:r>
       <w:r>
         <w:rPr>
           <w:lang w:val="id_ID" w:bidi="id_ID"/>
         </w:rPr>
         <w:t xml:space="preserve">), di dalam komentar-komentar penjelasannya (mis., </w:t>
       </w:r>
-      <w:hyperlink r:id="rId66">
-        <w:r>
-          <w:rPr>
-            <w:lang w:val="id_ID" w:bidi="id_ID"/>
-          </w:rPr>
-          <w:rPr>
-            <w:color w:val="0000EE"/>
-            <w:u w:val="single"/>
-          </w:rPr>
-          <w:t>Mrk. 1:16</w:t>
-        </w:r>
-      </w:hyperlink>
+      <w:r>
+        <w:rPr>
+          <w:lang w:val="id_ID" w:bidi="id_ID"/>
+        </w:rPr>
+        <w:t>Mrk. 1:16</w:t>
+      </w:r>
       <w:r>
         <w:rPr>
           <w:lang w:val="id_ID" w:bidi="id_ID"/>
         </w:rPr>
         <w:t xml:space="preserve">; </w:t>
       </w:r>
-      <w:hyperlink r:id="rId67">
-        <w:r>
-          <w:rPr>
-            <w:lang w:val="id_ID" w:bidi="id_ID"/>
-          </w:rPr>
-          <w:rPr>
-            <w:color w:val="0000EE"/>
-            <w:u w:val="single"/>
-          </w:rPr>
-          <w:t>2:15</w:t>
-        </w:r>
-      </w:hyperlink>
+      <w:r>
+        <w:rPr>
+          <w:lang w:val="id_ID" w:bidi="id_ID"/>
+        </w:rPr>
+        <w:t>2:15</w:t>
+      </w:r>
       <w:r>
         <w:rPr>
           <w:lang w:val="id_ID" w:bidi="id_ID"/>
         </w:rPr>
         <w:t xml:space="preserve">; </w:t>
       </w:r>
-      <w:hyperlink r:id="rId68">
-        <w:r>
-          <w:rPr>
-            <w:lang w:val="id_ID" w:bidi="id_ID"/>
-          </w:rPr>
-          <w:rPr>
-            <w:color w:val="0000EE"/>
-            <w:u w:val="single"/>
-          </w:rPr>
-          <w:t>5:8</w:t>
-        </w:r>
-      </w:hyperlink>
+      <w:r>
+        <w:rPr>
+          <w:lang w:val="id_ID" w:bidi="id_ID"/>
+        </w:rPr>
+        <w:t>5:8</w:t>
+      </w:r>
       <w:r>
         <w:rPr>
           <w:lang w:val="id_ID" w:bidi="id_ID"/>
         </w:rPr>
         <w:t xml:space="preserve">, </w:t>
       </w:r>
-      <w:hyperlink r:id="rId69">
-        <w:r>
-          <w:rPr>
-            <w:lang w:val="id_ID" w:bidi="id_ID"/>
-          </w:rPr>
-          <w:rPr>
-            <w:color w:val="0000EE"/>
-            <w:u w:val="single"/>
-          </w:rPr>
-          <w:t>28</w:t>
-        </w:r>
-      </w:hyperlink>
+      <w:r>
+        <w:rPr>
+          <w:lang w:val="id_ID" w:bidi="id_ID"/>
+        </w:rPr>
+        <w:t>28</w:t>
+      </w:r>
       <w:r>
         <w:rPr>
           <w:lang w:val="id_ID" w:bidi="id_ID"/>
         </w:rPr>
         <w:t xml:space="preserve">, </w:t>
       </w:r>
-      <w:hyperlink r:id="rId70">
-        <w:r>
-          <w:rPr>
-            <w:lang w:val="id_ID" w:bidi="id_ID"/>
-          </w:rPr>
-          <w:rPr>
-            <w:color w:val="0000EE"/>
-            <w:u w:val="single"/>
-          </w:rPr>
-          <w:t>42</w:t>
-        </w:r>
-      </w:hyperlink>
+      <w:r>
+        <w:rPr>
+          <w:lang w:val="id_ID" w:bidi="id_ID"/>
+        </w:rPr>
+        <w:t>42</w:t>
+      </w:r>
       <w:r>
         <w:rPr>
           <w:lang w:val="id_ID" w:bidi="id_ID"/>
         </w:rPr>
         <w:t xml:space="preserve">; </w:t>
       </w:r>
-      <w:hyperlink r:id="rId71">
-        <w:r>
-          <w:rPr>
-            <w:lang w:val="id_ID" w:bidi="id_ID"/>
-          </w:rPr>
-          <w:rPr>
-            <w:color w:val="0000EE"/>
-            <w:u w:val="single"/>
-          </w:rPr>
-          <w:t>6:14</w:t>
-        </w:r>
-      </w:hyperlink>
+      <w:r>
+        <w:rPr>
+          <w:lang w:val="id_ID" w:bidi="id_ID"/>
+        </w:rPr>
+        <w:t>6:14</w:t>
+      </w:r>
       <w:r>
         <w:rPr>
           <w:lang w:val="id_ID" w:bidi="id_ID"/>
         </w:rPr>
         <w:t xml:space="preserve">, </w:t>
       </w:r>
-      <w:hyperlink r:id="rId72">
-        <w:r>
-          <w:rPr>
-            <w:lang w:val="id_ID" w:bidi="id_ID"/>
-          </w:rPr>
-          <w:rPr>
-            <w:color w:val="0000EE"/>
-            <w:u w:val="single"/>
-          </w:rPr>
-          <w:t>17</w:t>
-        </w:r>
-      </w:hyperlink>
+      <w:r>
+        <w:rPr>
+          <w:lang w:val="id_ID" w:bidi="id_ID"/>
+        </w:rPr>
+        <w:t>17</w:t>
+      </w:r>
       <w:r>
         <w:rPr>
           <w:lang w:val="id_ID" w:bidi="id_ID"/>
         </w:rPr>
         <w:t xml:space="preserve">, </w:t>
       </w:r>
-      <w:hyperlink r:id="rId73">
-        <w:r>
-          <w:rPr>
-            <w:lang w:val="id_ID" w:bidi="id_ID"/>
-          </w:rPr>
-          <w:rPr>
-            <w:color w:val="0000EE"/>
-            <w:u w:val="single"/>
-          </w:rPr>
-          <w:t>20</w:t>
-        </w:r>
-      </w:hyperlink>
+      <w:r>
+        <w:rPr>
+          <w:lang w:val="id_ID" w:bidi="id_ID"/>
+        </w:rPr>
+        <w:t>20</w:t>
+      </w:r>
       <w:r>
         <w:rPr>
           <w:lang w:val="id_ID" w:bidi="id_ID"/>
         </w:rPr>
         <w:t xml:space="preserve">, </w:t>
       </w:r>
-      <w:hyperlink r:id="rId74">
-        <w:r>
-          <w:rPr>
-            <w:lang w:val="id_ID" w:bidi="id_ID"/>
-          </w:rPr>
-          <w:rPr>
-            <w:color w:val="0000EE"/>
-            <w:u w:val="single"/>
-          </w:rPr>
-          <w:t>52</w:t>
-        </w:r>
-      </w:hyperlink>
+      <w:r>
+        <w:rPr>
+          <w:lang w:val="id_ID" w:bidi="id_ID"/>
+        </w:rPr>
+        <w:t>52</w:t>
+      </w:r>
       <w:r>
         <w:rPr>
           <w:lang w:val="id_ID" w:bidi="id_ID"/>
         </w:rPr>
         <w:t xml:space="preserve">; </w:t>
       </w:r>
-      <w:hyperlink r:id="rId41">
-        <w:r>
-          <w:rPr>
-            <w:lang w:val="id_ID" w:bidi="id_ID"/>
-          </w:rPr>
-          <w:rPr>
-            <w:color w:val="0000EE"/>
-            <w:u w:val="single"/>
-          </w:rPr>
-          <w:t>7:3–4</w:t>
-        </w:r>
-      </w:hyperlink>
+      <w:r>
+        <w:rPr>
+          <w:lang w:val="id_ID" w:bidi="id_ID"/>
+        </w:rPr>
+        <w:t>7:3–4</w:t>
+      </w:r>
       <w:r>
         <w:rPr>
           <w:lang w:val="id_ID" w:bidi="id_ID"/>
         </w:rPr>
         <w:t xml:space="preserve">), dan di dalam rangkuman-rangkumannya (mis., </w:t>
       </w:r>
-      <w:hyperlink r:id="rId75">
-        <w:r>
-          <w:rPr>
-            <w:lang w:val="id_ID" w:bidi="id_ID"/>
-          </w:rPr>
-          <w:rPr>
-            <w:color w:val="0000EE"/>
-            <w:u w:val="single"/>
-          </w:rPr>
-          <w:t>Mrk. 1:14–15</w:t>
-        </w:r>
-      </w:hyperlink>
+      <w:r>
+        <w:rPr>
+          <w:lang w:val="id_ID" w:bidi="id_ID"/>
+        </w:rPr>
+        <w:t>Mrk. 1:14–15</w:t>
+      </w:r>
       <w:r>
         <w:rPr>
           <w:lang w:val="id_ID" w:bidi="id_ID"/>
         </w:rPr>
         <w:t xml:space="preserve">, </w:t>
       </w:r>
-      <w:hyperlink r:id="rId76">
-        <w:r>
-          <w:rPr>
-            <w:lang w:val="id_ID" w:bidi="id_ID"/>
-          </w:rPr>
-          <w:rPr>
-            <w:color w:val="0000EE"/>
-            <w:u w:val="single"/>
-          </w:rPr>
-          <w:t>34</w:t>
-        </w:r>
-      </w:hyperlink>
+      <w:r>
+        <w:rPr>
+          <w:lang w:val="id_ID" w:bidi="id_ID"/>
+        </w:rPr>
+        <w:t>34</w:t>
+      </w:r>
       <w:r>
         <w:rPr>
           <w:lang w:val="id_ID" w:bidi="id_ID"/>
         </w:rPr>
         <w:t xml:space="preserve">, </w:t>
       </w:r>
-      <w:hyperlink r:id="rId77">
-        <w:r>
-          <w:rPr>
-            <w:lang w:val="id_ID" w:bidi="id_ID"/>
-          </w:rPr>
-          <w:rPr>
-            <w:color w:val="0000EE"/>
-            <w:u w:val="single"/>
-          </w:rPr>
-          <w:t>39</w:t>
-        </w:r>
-      </w:hyperlink>
+      <w:r>
+        <w:rPr>
+          <w:lang w:val="id_ID" w:bidi="id_ID"/>
+        </w:rPr>
+        <w:t>39</w:t>
+      </w:r>
       <w:r>
         <w:rPr>
           <w:lang w:val="id_ID" w:bidi="id_ID"/>
         </w:rPr>
         <w:t xml:space="preserve">; </w:t>
       </w:r>
-      <w:hyperlink r:id="rId78">
-        <w:r>
-          <w:rPr>
-            <w:lang w:val="id_ID" w:bidi="id_ID"/>
-          </w:rPr>
-          <w:rPr>
-            <w:color w:val="0000EE"/>
-            <w:u w:val="single"/>
-          </w:rPr>
-          <w:t>3:7–12</w:t>
-        </w:r>
-      </w:hyperlink>
+      <w:r>
+        <w:rPr>
+          <w:lang w:val="id_ID" w:bidi="id_ID"/>
+        </w:rPr>
+        <w:t>3:7–12</w:t>
+      </w:r>
       <w:r>
         <w:rPr>
           <w:lang w:val="id_ID" w:bidi="id_ID"/>
         </w:rPr>
         <w:t xml:space="preserve">; </w:t>
       </w:r>
-      <w:hyperlink r:id="rId79">
-        <w:r>
-          <w:rPr>
-            <w:lang w:val="id_ID" w:bidi="id_ID"/>
-          </w:rPr>
-          <w:rPr>
-            <w:color w:val="0000EE"/>
-            <w:u w:val="single"/>
-          </w:rPr>
-          <w:t>6:53–56</w:t>
-        </w:r>
-      </w:hyperlink>
+      <w:r>
+        <w:rPr>
+          <w:lang w:val="id_ID" w:bidi="id_ID"/>
+        </w:rPr>
+        <w:t>6:53–56</w:t>
+      </w:r>
       <w:r>
         <w:rPr>
           <w:lang w:val="id_ID" w:bidi="id_ID"/>
@@ -1817,414 +1385,276 @@
         </w:rPr>
         <w:t xml:space="preserve">Markus mengulangi berbagai istilah dan ungkapan untuk menunjukkan kemajuan perkembangan cerita, seperti “tiba-tiba”, “lalu”, dan “segera” (mis., </w:t>
       </w:r>
-      <w:hyperlink r:id="rId80">
-        <w:r>
-          <w:rPr>
-            <w:lang w:val="id_ID" w:bidi="id_ID"/>
-          </w:rPr>
-          <w:rPr>
-            <w:color w:val="0000EE"/>
-            <w:u w:val="single"/>
-          </w:rPr>
-          <w:t>Mrk. 1:23</w:t>
-        </w:r>
-      </w:hyperlink>
+      <w:r>
+        <w:rPr>
+          <w:lang w:val="id_ID" w:bidi="id_ID"/>
+        </w:rPr>
+        <w:t>Mrk. 1:23</w:t>
+      </w:r>
       <w:r>
         <w:rPr>
           <w:lang w:val="id_ID" w:bidi="id_ID"/>
         </w:rPr>
         <w:t xml:space="preserve">; </w:t>
       </w:r>
-      <w:hyperlink r:id="rId81">
-        <w:r>
-          <w:rPr>
-            <w:lang w:val="id_ID" w:bidi="id_ID"/>
-          </w:rPr>
-          <w:rPr>
-            <w:color w:val="0000EE"/>
-            <w:u w:val="single"/>
-          </w:rPr>
-          <w:t>3:6</w:t>
-        </w:r>
-      </w:hyperlink>
+      <w:r>
+        <w:rPr>
+          <w:lang w:val="id_ID" w:bidi="id_ID"/>
+        </w:rPr>
+        <w:t>3:6</w:t>
+      </w:r>
       <w:r>
         <w:rPr>
           <w:lang w:val="id_ID" w:bidi="id_ID"/>
         </w:rPr>
         <w:t xml:space="preserve">; </w:t>
       </w:r>
-      <w:hyperlink r:id="rId82">
-        <w:r>
-          <w:rPr>
-            <w:lang w:val="id_ID" w:bidi="id_ID"/>
-          </w:rPr>
-          <w:rPr>
-            <w:color w:val="0000EE"/>
-            <w:u w:val="single"/>
-          </w:rPr>
-          <w:t>6:45</w:t>
-        </w:r>
-      </w:hyperlink>
+      <w:r>
+        <w:rPr>
+          <w:lang w:val="id_ID" w:bidi="id_ID"/>
+        </w:rPr>
+        <w:t>6:45</w:t>
+      </w:r>
       <w:r>
         <w:rPr>
           <w:lang w:val="id_ID" w:bidi="id_ID"/>
         </w:rPr>
         <w:t xml:space="preserve">). Ia memakai bentuk waktu masa kini bahasa Yunani di dalam narasinya, bukan bentuk waktu masa lalu, untuk memberi kesan kesegeraan (mis., </w:t>
       </w:r>
-      <w:hyperlink r:id="rId83">
-        <w:r>
-          <w:rPr>
-            <w:lang w:val="id_ID" w:bidi="id_ID"/>
-          </w:rPr>
-          <w:rPr>
-            <w:color w:val="0000EE"/>
-            <w:u w:val="single"/>
-          </w:rPr>
-          <w:t>Mrk. 1:12</w:t>
-        </w:r>
-      </w:hyperlink>
+      <w:r>
+        <w:rPr>
+          <w:lang w:val="id_ID" w:bidi="id_ID"/>
+        </w:rPr>
+        <w:t>Mrk. 1:12</w:t>
+      </w:r>
       <w:r>
         <w:rPr>
           <w:lang w:val="id_ID" w:bidi="id_ID"/>
         </w:rPr>
         <w:t xml:space="preserve">, </w:t>
       </w:r>
-      <w:hyperlink r:id="rId84">
-        <w:r>
-          <w:rPr>
-            <w:lang w:val="id_ID" w:bidi="id_ID"/>
-          </w:rPr>
-          <w:rPr>
-            <w:color w:val="0000EE"/>
-            <w:u w:val="single"/>
-          </w:rPr>
-          <w:t>21</w:t>
-        </w:r>
-      </w:hyperlink>
+      <w:r>
+        <w:rPr>
+          <w:lang w:val="id_ID" w:bidi="id_ID"/>
+        </w:rPr>
+        <w:t>21</w:t>
+      </w:r>
       <w:r>
         <w:rPr>
           <w:lang w:val="id_ID" w:bidi="id_ID"/>
         </w:rPr>
         <w:t xml:space="preserve">, </w:t>
       </w:r>
-      <w:hyperlink r:id="rId85">
-        <w:r>
-          <w:rPr>
-            <w:lang w:val="id_ID" w:bidi="id_ID"/>
-          </w:rPr>
-          <w:rPr>
-            <w:color w:val="0000EE"/>
-            <w:u w:val="single"/>
-          </w:rPr>
-          <w:t>38</w:t>
-        </w:r>
-      </w:hyperlink>
+      <w:r>
+        <w:rPr>
+          <w:lang w:val="id_ID" w:bidi="id_ID"/>
+        </w:rPr>
+        <w:t>38</w:t>
+      </w:r>
       <w:r>
         <w:rPr>
           <w:lang w:val="id_ID" w:bidi="id_ID"/>
         </w:rPr>
         <w:t xml:space="preserve">, </w:t>
       </w:r>
-      <w:hyperlink r:id="rId86">
-        <w:r>
-          <w:rPr>
-            <w:lang w:val="id_ID" w:bidi="id_ID"/>
-          </w:rPr>
-          <w:rPr>
-            <w:color w:val="0000EE"/>
-            <w:u w:val="single"/>
-          </w:rPr>
-          <w:t>40</w:t>
-        </w:r>
-      </w:hyperlink>
+      <w:r>
+        <w:rPr>
+          <w:lang w:val="id_ID" w:bidi="id_ID"/>
+        </w:rPr>
+        <w:t>40</w:t>
+      </w:r>
       <w:r>
         <w:rPr>
           <w:lang w:val="id_ID" w:bidi="id_ID"/>
         </w:rPr>
         <w:t xml:space="preserve">, </w:t>
       </w:r>
-      <w:hyperlink r:id="rId87">
-        <w:r>
-          <w:rPr>
-            <w:lang w:val="id_ID" w:bidi="id_ID"/>
-          </w:rPr>
-          <w:rPr>
-            <w:color w:val="0000EE"/>
-            <w:u w:val="single"/>
-          </w:rPr>
-          <w:t>44</w:t>
-        </w:r>
-      </w:hyperlink>
+      <w:r>
+        <w:rPr>
+          <w:lang w:val="id_ID" w:bidi="id_ID"/>
+        </w:rPr>
+        <w:t>44</w:t>
+      </w:r>
       <w:r>
         <w:rPr>
           <w:lang w:val="id_ID" w:bidi="id_ID"/>
         </w:rPr>
         <w:t xml:space="preserve">; </w:t>
       </w:r>
-      <w:hyperlink r:id="rId88">
-        <w:r>
-          <w:rPr>
-            <w:lang w:val="id_ID" w:bidi="id_ID"/>
-          </w:rPr>
-          <w:rPr>
-            <w:color w:val="0000EE"/>
-            <w:u w:val="single"/>
-          </w:rPr>
-          <w:t>2:3</w:t>
-        </w:r>
-      </w:hyperlink>
+      <w:r>
+        <w:rPr>
+          <w:lang w:val="id_ID" w:bidi="id_ID"/>
+        </w:rPr>
+        <w:t>2:3</w:t>
+      </w:r>
       <w:r>
         <w:rPr>
           <w:lang w:val="id_ID" w:bidi="id_ID"/>
         </w:rPr>
         <w:t xml:space="preserve">; </w:t>
       </w:r>
-      <w:hyperlink r:id="rId89">
-        <w:r>
-          <w:rPr>
-            <w:lang w:val="id_ID" w:bidi="id_ID"/>
-          </w:rPr>
-          <w:rPr>
-            <w:color w:val="0000EE"/>
-            <w:u w:val="single"/>
-          </w:rPr>
-          <w:t>3:13</w:t>
-        </w:r>
-      </w:hyperlink>
+      <w:r>
+        <w:rPr>
+          <w:lang w:val="id_ID" w:bidi="id_ID"/>
+        </w:rPr>
+        <w:t>3:13</w:t>
+      </w:r>
       <w:r>
         <w:rPr>
           <w:lang w:val="id_ID" w:bidi="id_ID"/>
         </w:rPr>
         <w:t xml:space="preserve">). Markus juga sering kali menyisipkan sebuah cerita di antara dua cerita yang lain (mis., </w:t>
       </w:r>
-      <w:hyperlink r:id="rId90">
-        <w:r>
-          <w:rPr>
-            <w:lang w:val="id_ID" w:bidi="id_ID"/>
-          </w:rPr>
-          <w:rPr>
-            <w:color w:val="0000EE"/>
-            <w:u w:val="single"/>
-          </w:rPr>
-          <w:t>Mrk. 3:22–30</w:t>
-        </w:r>
-      </w:hyperlink>
+      <w:r>
+        <w:rPr>
+          <w:lang w:val="id_ID" w:bidi="id_ID"/>
+        </w:rPr>
+        <w:t>Mrk. 3:22–30</w:t>
+      </w:r>
       <w:r>
         <w:rPr>
           <w:lang w:val="id_ID" w:bidi="id_ID"/>
         </w:rPr>
         <w:t xml:space="preserve"> di antara </w:t>
       </w:r>
-      <w:hyperlink r:id="rId91">
-        <w:r>
-          <w:rPr>
-            <w:lang w:val="id_ID" w:bidi="id_ID"/>
-          </w:rPr>
-          <w:rPr>
-            <w:color w:val="0000EE"/>
-            <w:u w:val="single"/>
-          </w:rPr>
-          <w:t>Mrk. 3:20–21</w:t>
-        </w:r>
-      </w:hyperlink>
+      <w:r>
+        <w:rPr>
+          <w:lang w:val="id_ID" w:bidi="id_ID"/>
+        </w:rPr>
+        <w:t>Mrk. 3:20–21</w:t>
+      </w:r>
       <w:r>
         <w:rPr>
           <w:lang w:val="id_ID" w:bidi="id_ID"/>
         </w:rPr>
         <w:t xml:space="preserve">, </w:t>
       </w:r>
-      <w:hyperlink r:id="rId92">
-        <w:r>
-          <w:rPr>
-            <w:lang w:val="id_ID" w:bidi="id_ID"/>
-          </w:rPr>
-          <w:rPr>
-            <w:color w:val="0000EE"/>
-            <w:u w:val="single"/>
-          </w:rPr>
-          <w:t>31–35</w:t>
-        </w:r>
-      </w:hyperlink>
+      <w:r>
+        <w:rPr>
+          <w:lang w:val="id_ID" w:bidi="id_ID"/>
+        </w:rPr>
+        <w:t>31–35</w:t>
+      </w:r>
       <w:r>
         <w:rPr>
           <w:lang w:val="id_ID" w:bidi="id_ID"/>
         </w:rPr>
         <w:t xml:space="preserve">; </w:t>
       </w:r>
-      <w:hyperlink r:id="rId93">
-        <w:r>
-          <w:rPr>
-            <w:lang w:val="id_ID" w:bidi="id_ID"/>
-          </w:rPr>
-          <w:rPr>
-            <w:color w:val="0000EE"/>
-            <w:u w:val="single"/>
-          </w:rPr>
-          <w:t>5:25–34</w:t>
-        </w:r>
-      </w:hyperlink>
+      <w:r>
+        <w:rPr>
+          <w:lang w:val="id_ID" w:bidi="id_ID"/>
+        </w:rPr>
+        <w:t>5:25–34</w:t>
+      </w:r>
       <w:r>
         <w:rPr>
           <w:lang w:val="id_ID" w:bidi="id_ID"/>
         </w:rPr>
         <w:t xml:space="preserve"> di antara </w:t>
       </w:r>
-      <w:hyperlink r:id="rId94">
-        <w:r>
-          <w:rPr>
-            <w:lang w:val="id_ID" w:bidi="id_ID"/>
-          </w:rPr>
-          <w:rPr>
-            <w:color w:val="0000EE"/>
-            <w:u w:val="single"/>
-          </w:rPr>
-          <w:t>Mrk. 5:21–24</w:t>
-        </w:r>
-      </w:hyperlink>
+      <w:r>
+        <w:rPr>
+          <w:lang w:val="id_ID" w:bidi="id_ID"/>
+        </w:rPr>
+        <w:t>Mrk. 5:21–24</w:t>
+      </w:r>
       <w:r>
         <w:rPr>
           <w:lang w:val="id_ID" w:bidi="id_ID"/>
         </w:rPr>
         <w:t xml:space="preserve">, </w:t>
       </w:r>
-      <w:hyperlink r:id="rId95">
-        <w:r>
-          <w:rPr>
-            <w:lang w:val="id_ID" w:bidi="id_ID"/>
-          </w:rPr>
-          <w:rPr>
-            <w:color w:val="0000EE"/>
-            <w:u w:val="single"/>
-          </w:rPr>
-          <w:t>35–43</w:t>
-        </w:r>
-      </w:hyperlink>
+      <w:r>
+        <w:rPr>
+          <w:lang w:val="id_ID" w:bidi="id_ID"/>
+        </w:rPr>
+        <w:t>35–43</w:t>
+      </w:r>
       <w:r>
         <w:rPr>
           <w:lang w:val="id_ID" w:bidi="id_ID"/>
         </w:rPr>
         <w:t xml:space="preserve">; </w:t>
       </w:r>
-      <w:hyperlink r:id="rId96">
-        <w:r>
-          <w:rPr>
-            <w:lang w:val="id_ID" w:bidi="id_ID"/>
-          </w:rPr>
-          <w:rPr>
-            <w:color w:val="0000EE"/>
-            <w:u w:val="single"/>
-          </w:rPr>
-          <w:t>11:15–19</w:t>
-        </w:r>
-      </w:hyperlink>
+      <w:r>
+        <w:rPr>
+          <w:lang w:val="id_ID" w:bidi="id_ID"/>
+        </w:rPr>
+        <w:t>11:15–19</w:t>
+      </w:r>
       <w:r>
         <w:rPr>
           <w:lang w:val="id_ID" w:bidi="id_ID"/>
         </w:rPr>
         <w:t xml:space="preserve"> di antara </w:t>
       </w:r>
-      <w:hyperlink r:id="rId97">
-        <w:r>
-          <w:rPr>
-            <w:lang w:val="id_ID" w:bidi="id_ID"/>
-          </w:rPr>
-          <w:rPr>
-            <w:color w:val="0000EE"/>
-            <w:u w:val="single"/>
-          </w:rPr>
-          <w:t>Mrk. 11:12–14</w:t>
-        </w:r>
-      </w:hyperlink>
+      <w:r>
+        <w:rPr>
+          <w:lang w:val="id_ID" w:bidi="id_ID"/>
+        </w:rPr>
+        <w:t>Mrk. 11:12–14</w:t>
+      </w:r>
       <w:r>
         <w:rPr>
           <w:lang w:val="id_ID" w:bidi="id_ID"/>
         </w:rPr>
         <w:t xml:space="preserve">, </w:t>
       </w:r>
-      <w:hyperlink r:id="rId98">
-        <w:r>
-          <w:rPr>
-            <w:lang w:val="id_ID" w:bidi="id_ID"/>
-          </w:rPr>
-          <w:rPr>
-            <w:color w:val="0000EE"/>
-            <w:u w:val="single"/>
-          </w:rPr>
-          <w:t>20–26</w:t>
-        </w:r>
-      </w:hyperlink>
+      <w:r>
+        <w:rPr>
+          <w:lang w:val="id_ID" w:bidi="id_ID"/>
+        </w:rPr>
+        <w:t>20–26</w:t>
+      </w:r>
       <w:r>
         <w:rPr>
           <w:lang w:val="id_ID" w:bidi="id_ID"/>
         </w:rPr>
         <w:t>); pada contoh yang terakhir, susunan roti lapis ini menunjukkan bahwa bagian yang di tengah (</w:t>
       </w:r>
-      <w:hyperlink r:id="rId96">
-        <w:r>
-          <w:rPr>
-            <w:lang w:val="id_ID" w:bidi="id_ID"/>
-          </w:rPr>
-          <w:rPr>
-            <w:color w:val="0000EE"/>
-            <w:u w:val="single"/>
-          </w:rPr>
-          <w:t>Mrk. 11:15–19</w:t>
-        </w:r>
-      </w:hyperlink>
+      <w:r>
+        <w:rPr>
+          <w:lang w:val="id_ID" w:bidi="id_ID"/>
+        </w:rPr>
+        <w:t>Mrk. 11:15–19</w:t>
+      </w:r>
       <w:r>
         <w:rPr>
           <w:lang w:val="id_ID" w:bidi="id_ID"/>
         </w:rPr>
         <w:t>, penyucian Bait Suci) harus dipahami dalam pengertian cerita-cerita yang mengimpitnya (</w:t>
       </w:r>
-      <w:hyperlink r:id="rId97">
-        <w:r>
-          <w:rPr>
-            <w:lang w:val="id_ID" w:bidi="id_ID"/>
-          </w:rPr>
-          <w:rPr>
-            <w:color w:val="0000EE"/>
-            <w:u w:val="single"/>
-          </w:rPr>
-          <w:t>Mrk. 11:12–14</w:t>
-        </w:r>
-      </w:hyperlink>
+      <w:r>
+        <w:rPr>
+          <w:lang w:val="id_ID" w:bidi="id_ID"/>
+        </w:rPr>
+        <w:t>Mrk. 11:12–14</w:t>
+      </w:r>
       <w:r>
         <w:rPr>
           <w:lang w:val="id_ID" w:bidi="id_ID"/>
         </w:rPr>
         <w:t xml:space="preserve">, </w:t>
       </w:r>
-      <w:hyperlink r:id="rId98">
-        <w:r>
-          <w:rPr>
-            <w:lang w:val="id_ID" w:bidi="id_ID"/>
-          </w:rPr>
-          <w:rPr>
-            <w:color w:val="0000EE"/>
-            <w:u w:val="single"/>
-          </w:rPr>
-          <w:t>20–26</w:t>
-        </w:r>
-      </w:hyperlink>
+      <w:r>
+        <w:rPr>
+          <w:lang w:val="id_ID" w:bidi="id_ID"/>
+        </w:rPr>
+        <w:t>20–26</w:t>
+      </w:r>
       <w:r>
         <w:rPr>
           <w:lang w:val="id_ID" w:bidi="id_ID"/>
         </w:rPr>
         <w:t xml:space="preserve">, pengutukan pohon ara)—penyucian Bait Suci adalah tindakan penghakiman secara simbolis (bdk. </w:t>
       </w:r>
-      <w:hyperlink r:id="rId99">
-        <w:r>
-          <w:rPr>
-            <w:lang w:val="id_ID" w:bidi="id_ID"/>
-          </w:rPr>
-          <w:rPr>
-            <w:color w:val="0000EE"/>
-            <w:u w:val="single"/>
-          </w:rPr>
-          <w:t>Mrk. 13:3–37</w:t>
-        </w:r>
-      </w:hyperlink>
+      <w:r>
+        <w:rPr>
+          <w:lang w:val="id_ID" w:bidi="id_ID"/>
+        </w:rPr>
+        <w:t>Mrk. 13:3–37</w:t>
+      </w:r>
       <w:r>
         <w:rPr>
           <w:lang w:val="id_ID" w:bidi="id_ID"/>
@@ -2256,252 +1686,168 @@
         </w:rPr>
         <w:t>Pribadi Kristus. Penekanan teologis yang utama di dalam Injil Markus adalah identitas Yesus dari Nazaret. Hal ini dinyatakan di dalam ayat pembuka Injil tersebut. Markus ingin agar pembacanya tahu bahwa Yesus dari Nazaret adalah “Mesias, Anak Allah”. Gelar “Anak Allah” muncul berulang kali di dalam Injil Markus, dan ada beragam saksi mata atas status Yesus sebagai Anak Allah: roh-roh jahat (</w:t>
       </w:r>
-      <w:hyperlink r:id="rId76">
-        <w:r>
-          <w:rPr>
-            <w:lang w:val="id_ID" w:bidi="id_ID"/>
-          </w:rPr>
-          <w:rPr>
-            <w:color w:val="0000EE"/>
-            <w:u w:val="single"/>
-          </w:rPr>
-          <w:t>Mrk. 1:34</w:t>
-        </w:r>
-      </w:hyperlink>
+      <w:r>
+        <w:rPr>
+          <w:lang w:val="id_ID" w:bidi="id_ID"/>
+        </w:rPr>
+        <w:t>Mrk. 1:34</w:t>
+      </w:r>
       <w:r>
         <w:rPr>
           <w:lang w:val="id_ID" w:bidi="id_ID"/>
         </w:rPr>
         <w:t xml:space="preserve">; </w:t>
       </w:r>
-      <w:hyperlink r:id="rId100">
-        <w:r>
-          <w:rPr>
-            <w:lang w:val="id_ID" w:bidi="id_ID"/>
-          </w:rPr>
-          <w:rPr>
-            <w:color w:val="0000EE"/>
-            <w:u w:val="single"/>
-          </w:rPr>
-          <w:t>3:11</w:t>
-        </w:r>
-      </w:hyperlink>
+      <w:r>
+        <w:rPr>
+          <w:lang w:val="id_ID" w:bidi="id_ID"/>
+        </w:rPr>
+        <w:t>3:11</w:t>
+      </w:r>
       <w:r>
         <w:rPr>
           <w:lang w:val="id_ID" w:bidi="id_ID"/>
         </w:rPr>
         <w:t xml:space="preserve">; </w:t>
       </w:r>
-      <w:hyperlink r:id="rId101">
-        <w:r>
-          <w:rPr>
-            <w:lang w:val="id_ID" w:bidi="id_ID"/>
-          </w:rPr>
-          <w:rPr>
-            <w:color w:val="0000EE"/>
-            <w:u w:val="single"/>
-          </w:rPr>
-          <w:t>5:7</w:t>
-        </w:r>
-      </w:hyperlink>
+      <w:r>
+        <w:rPr>
+          <w:lang w:val="id_ID" w:bidi="id_ID"/>
+        </w:rPr>
+        <w:t>5:7</w:t>
+      </w:r>
       <w:r>
         <w:rPr>
           <w:lang w:val="id_ID" w:bidi="id_ID"/>
         </w:rPr>
         <w:t xml:space="preserve">; bdk. </w:t>
       </w:r>
-      <w:hyperlink r:id="rId102">
-        <w:r>
-          <w:rPr>
-            <w:lang w:val="id_ID" w:bidi="id_ID"/>
-          </w:rPr>
-          <w:rPr>
-            <w:color w:val="0000EE"/>
-            <w:u w:val="single"/>
-          </w:rPr>
-          <w:t>Mrk. 1:24</w:t>
-        </w:r>
-      </w:hyperlink>
+      <w:r>
+        <w:rPr>
+          <w:lang w:val="id_ID" w:bidi="id_ID"/>
+        </w:rPr>
+        <w:t>Mrk. 1:24</w:t>
+      </w:r>
       <w:r>
         <w:rPr>
           <w:lang w:val="id_ID" w:bidi="id_ID"/>
         </w:rPr>
         <w:t>); Allah sendiri (</w:t>
       </w:r>
-      <w:hyperlink r:id="rId103">
-        <w:r>
-          <w:rPr>
-            <w:lang w:val="id_ID" w:bidi="id_ID"/>
-          </w:rPr>
-          <w:rPr>
-            <w:color w:val="0000EE"/>
-            <w:u w:val="single"/>
-          </w:rPr>
-          <w:t>Mrk. 1:11</w:t>
-        </w:r>
-      </w:hyperlink>
+      <w:r>
+        <w:rPr>
+          <w:lang w:val="id_ID" w:bidi="id_ID"/>
+        </w:rPr>
+        <w:t>Mrk. 1:11</w:t>
+      </w:r>
       <w:r>
         <w:rPr>
           <w:lang w:val="id_ID" w:bidi="id_ID"/>
         </w:rPr>
         <w:t xml:space="preserve">; </w:t>
       </w:r>
-      <w:hyperlink r:id="rId104">
-        <w:r>
-          <w:rPr>
-            <w:lang w:val="id_ID" w:bidi="id_ID"/>
-          </w:rPr>
-          <w:rPr>
-            <w:color w:val="0000EE"/>
-            <w:u w:val="single"/>
-          </w:rPr>
-          <w:t>9:7</w:t>
-        </w:r>
-      </w:hyperlink>
+      <w:r>
+        <w:rPr>
+          <w:lang w:val="id_ID" w:bidi="id_ID"/>
+        </w:rPr>
+        <w:t>9:7</w:t>
+      </w:r>
       <w:r>
         <w:rPr>
           <w:lang w:val="id_ID" w:bidi="id_ID"/>
         </w:rPr>
         <w:t>); Markus, sang penulis (</w:t>
       </w:r>
-      <w:hyperlink r:id="rId13">
-        <w:r>
-          <w:rPr>
-            <w:lang w:val="id_ID" w:bidi="id_ID"/>
-          </w:rPr>
-          <w:rPr>
-            <w:color w:val="0000EE"/>
-            <w:u w:val="single"/>
-          </w:rPr>
-          <w:t>Mrk. 1:1</w:t>
-        </w:r>
-      </w:hyperlink>
+      <w:r>
+        <w:rPr>
+          <w:lang w:val="id_ID" w:bidi="id_ID"/>
+        </w:rPr>
+        <w:t>Mrk. 1:1</w:t>
+      </w:r>
       <w:r>
         <w:rPr>
           <w:lang w:val="id_ID" w:bidi="id_ID"/>
         </w:rPr>
         <w:t>); seorang perwira Romawi (</w:t>
       </w:r>
-      <w:hyperlink r:id="rId61">
-        <w:r>
-          <w:rPr>
-            <w:lang w:val="id_ID" w:bidi="id_ID"/>
-          </w:rPr>
-          <w:rPr>
-            <w:color w:val="0000EE"/>
-            <w:u w:val="single"/>
-          </w:rPr>
-          <w:t>Mrk. 15:39</w:t>
-        </w:r>
-      </w:hyperlink>
+      <w:r>
+        <w:rPr>
+          <w:lang w:val="id_ID" w:bidi="id_ID"/>
+        </w:rPr>
+        <w:t>Mrk. 15:39</w:t>
+      </w:r>
       <w:r>
         <w:rPr>
           <w:lang w:val="id_ID" w:bidi="id_ID"/>
         </w:rPr>
         <w:t>); dan Yesus sendiri (</w:t>
       </w:r>
-      <w:hyperlink r:id="rId105">
-        <w:r>
-          <w:rPr>
-            <w:lang w:val="id_ID" w:bidi="id_ID"/>
-          </w:rPr>
-          <w:rPr>
-            <w:color w:val="0000EE"/>
-            <w:u w:val="single"/>
-          </w:rPr>
-          <w:t>Mrk. 12:6</w:t>
-        </w:r>
-      </w:hyperlink>
+      <w:r>
+        <w:rPr>
+          <w:lang w:val="id_ID" w:bidi="id_ID"/>
+        </w:rPr>
+        <w:t>Mrk. 12:6</w:t>
+      </w:r>
       <w:r>
         <w:rPr>
           <w:lang w:val="id_ID" w:bidi="id_ID"/>
         </w:rPr>
         <w:t xml:space="preserve">; </w:t>
       </w:r>
-      <w:hyperlink r:id="rId106">
-        <w:r>
-          <w:rPr>
-            <w:lang w:val="id_ID" w:bidi="id_ID"/>
-          </w:rPr>
-          <w:rPr>
-            <w:color w:val="0000EE"/>
-            <w:u w:val="single"/>
-          </w:rPr>
-          <w:t>13:32</w:t>
-        </w:r>
-      </w:hyperlink>
+      <w:r>
+        <w:rPr>
+          <w:lang w:val="id_ID" w:bidi="id_ID"/>
+        </w:rPr>
+        <w:t>13:32</w:t>
+      </w:r>
       <w:r>
         <w:rPr>
           <w:lang w:val="id_ID" w:bidi="id_ID"/>
         </w:rPr>
         <w:t xml:space="preserve">; </w:t>
       </w:r>
-      <w:hyperlink r:id="rId107">
-        <w:r>
-          <w:rPr>
-            <w:lang w:val="id_ID" w:bidi="id_ID"/>
-          </w:rPr>
-          <w:rPr>
-            <w:color w:val="0000EE"/>
-            <w:u w:val="single"/>
-          </w:rPr>
-          <w:t>14:61–62</w:t>
-        </w:r>
-      </w:hyperlink>
+      <w:r>
+        <w:rPr>
+          <w:lang w:val="id_ID" w:bidi="id_ID"/>
+        </w:rPr>
+        <w:t>14:61–62</w:t>
+      </w:r>
       <w:r>
         <w:rPr>
           <w:lang w:val="id_ID" w:bidi="id_ID"/>
         </w:rPr>
         <w:t xml:space="preserve">). Gelar-gelar Yesus yang lain muncul dalam Injil Markus, termasuk gelar yang disukai Yesus sendiri, “Anak Manusia” (mis., </w:t>
       </w:r>
-      <w:hyperlink r:id="rId108">
-        <w:r>
-          <w:rPr>
-            <w:lang w:val="id_ID" w:bidi="id_ID"/>
-          </w:rPr>
-          <w:rPr>
-            <w:color w:val="0000EE"/>
-            <w:u w:val="single"/>
-          </w:rPr>
-          <w:t>Mrk. 2:10</w:t>
-        </w:r>
-      </w:hyperlink>
+      <w:r>
+        <w:rPr>
+          <w:lang w:val="id_ID" w:bidi="id_ID"/>
+        </w:rPr>
+        <w:t>Mrk. 2:10</w:t>
+      </w:r>
       <w:r>
         <w:rPr>
           <w:lang w:val="id_ID" w:bidi="id_ID"/>
         </w:rPr>
         <w:t xml:space="preserve">). Namun, di dalam Injil Markus, semua gelar ini, dan juga perbuatan-perbuatan-Nya (mis., </w:t>
       </w:r>
-      <w:hyperlink r:id="rId109">
-        <w:r>
-          <w:rPr>
-            <w:lang w:val="id_ID" w:bidi="id_ID"/>
-          </w:rPr>
-          <w:rPr>
-            <w:color w:val="0000EE"/>
-            <w:u w:val="single"/>
-          </w:rPr>
-          <w:t>1:22</w:t>
-        </w:r>
-      </w:hyperlink>
+      <w:r>
+        <w:rPr>
+          <w:lang w:val="id_ID" w:bidi="id_ID"/>
+        </w:rPr>
+        <w:t>1:22</w:t>
+      </w:r>
       <w:r>
         <w:rPr>
           <w:lang w:val="id_ID" w:bidi="id_ID"/>
         </w:rPr>
         <w:t xml:space="preserve">; </w:t>
       </w:r>
-      <w:hyperlink r:id="rId110">
-        <w:r>
-          <w:rPr>
-            <w:lang w:val="id_ID" w:bidi="id_ID"/>
-          </w:rPr>
-          <w:rPr>
-            <w:color w:val="0000EE"/>
-            <w:u w:val="single"/>
-          </w:rPr>
-          <w:t>4:41</w:t>
-        </w:r>
-      </w:hyperlink>
+      <w:r>
+        <w:rPr>
+          <w:lang w:val="id_ID" w:bidi="id_ID"/>
+        </w:rPr>
+        <w:t>4:41</w:t>
+      </w:r>
       <w:r>
         <w:rPr>
           <w:lang w:val="id_ID" w:bidi="id_ID"/>
@@ -2549,414 +1895,276 @@
         </w:rPr>
         <w:t>—penderitaan, kematian, dan kebangkitan-Nya. Di seluruh Injil ini kita menemukan berbagai rujukan terhadap kematian Yesus (</w:t>
       </w:r>
-      <w:hyperlink r:id="rId111">
-        <w:r>
-          <w:rPr>
-            <w:lang w:val="id_ID" w:bidi="id_ID"/>
-          </w:rPr>
-          <w:rPr>
-            <w:color w:val="0000EE"/>
-            <w:u w:val="single"/>
-          </w:rPr>
-          <w:t>Mrk. 2:19–20</w:t>
-        </w:r>
-      </w:hyperlink>
+      <w:r>
+        <w:rPr>
+          <w:lang w:val="id_ID" w:bidi="id_ID"/>
+        </w:rPr>
+        <w:t>Mrk. 2:19–20</w:t>
+      </w:r>
       <w:r>
         <w:rPr>
           <w:lang w:val="id_ID" w:bidi="id_ID"/>
         </w:rPr>
         <w:t xml:space="preserve">; </w:t>
       </w:r>
-      <w:hyperlink r:id="rId81">
-        <w:r>
-          <w:rPr>
-            <w:lang w:val="id_ID" w:bidi="id_ID"/>
-          </w:rPr>
-          <w:rPr>
-            <w:color w:val="0000EE"/>
-            <w:u w:val="single"/>
-          </w:rPr>
-          <w:t>3:6</w:t>
-        </w:r>
-      </w:hyperlink>
+      <w:r>
+        <w:rPr>
+          <w:lang w:val="id_ID" w:bidi="id_ID"/>
+        </w:rPr>
+        <w:t>3:6</w:t>
+      </w:r>
       <w:r>
         <w:rPr>
           <w:lang w:val="id_ID" w:bidi="id_ID"/>
         </w:rPr>
         <w:t xml:space="preserve">; </w:t>
       </w:r>
-      <w:hyperlink r:id="rId33">
-        <w:r>
-          <w:rPr>
-            <w:lang w:val="id_ID" w:bidi="id_ID"/>
-          </w:rPr>
-          <w:rPr>
-            <w:color w:val="0000EE"/>
-            <w:u w:val="single"/>
-          </w:rPr>
-          <w:t>8:31</w:t>
-        </w:r>
-      </w:hyperlink>
+      <w:r>
+        <w:rPr>
+          <w:lang w:val="id_ID" w:bidi="id_ID"/>
+        </w:rPr>
+        <w:t>8:31</w:t>
+      </w:r>
       <w:r>
         <w:rPr>
           <w:lang w:val="id_ID" w:bidi="id_ID"/>
         </w:rPr>
         <w:t xml:space="preserve">; </w:t>
       </w:r>
-      <w:hyperlink r:id="rId112">
-        <w:r>
-          <w:rPr>
-            <w:lang w:val="id_ID" w:bidi="id_ID"/>
-          </w:rPr>
-          <w:rPr>
-            <w:color w:val="0000EE"/>
-            <w:u w:val="single"/>
-          </w:rPr>
-          <w:t>9:9</w:t>
-        </w:r>
-      </w:hyperlink>
+      <w:r>
+        <w:rPr>
+          <w:lang w:val="id_ID" w:bidi="id_ID"/>
+        </w:rPr>
+        <w:t>9:9</w:t>
+      </w:r>
       <w:r>
         <w:rPr>
           <w:lang w:val="id_ID" w:bidi="id_ID"/>
         </w:rPr>
         <w:t xml:space="preserve">, </w:t>
       </w:r>
-      <w:hyperlink r:id="rId113">
-        <w:r>
-          <w:rPr>
-            <w:lang w:val="id_ID" w:bidi="id_ID"/>
-          </w:rPr>
-          <w:rPr>
-            <w:color w:val="0000EE"/>
-            <w:u w:val="single"/>
-          </w:rPr>
-          <w:t>12</w:t>
-        </w:r>
-      </w:hyperlink>
+      <w:r>
+        <w:rPr>
+          <w:lang w:val="id_ID" w:bidi="id_ID"/>
+        </w:rPr>
+        <w:t>12</w:t>
+      </w:r>
       <w:r>
         <w:rPr>
           <w:lang w:val="id_ID" w:bidi="id_ID"/>
         </w:rPr>
         <w:t xml:space="preserve">, </w:t>
       </w:r>
-      <w:hyperlink r:id="rId114">
-        <w:r>
-          <w:rPr>
-            <w:lang w:val="id_ID" w:bidi="id_ID"/>
-          </w:rPr>
-          <w:rPr>
-            <w:color w:val="0000EE"/>
-            <w:u w:val="single"/>
-          </w:rPr>
-          <w:t>31</w:t>
-        </w:r>
-      </w:hyperlink>
+      <w:r>
+        <w:rPr>
+          <w:lang w:val="id_ID" w:bidi="id_ID"/>
+        </w:rPr>
+        <w:t>31</w:t>
+      </w:r>
       <w:r>
         <w:rPr>
           <w:lang w:val="id_ID" w:bidi="id_ID"/>
         </w:rPr>
         <w:t xml:space="preserve">; </w:t>
       </w:r>
-      <w:hyperlink r:id="rId115">
-        <w:r>
-          <w:rPr>
-            <w:lang w:val="id_ID" w:bidi="id_ID"/>
-          </w:rPr>
-          <w:rPr>
-            <w:color w:val="0000EE"/>
-            <w:u w:val="single"/>
-          </w:rPr>
-          <w:t>10:33–34</w:t>
-        </w:r>
-      </w:hyperlink>
+      <w:r>
+        <w:rPr>
+          <w:lang w:val="id_ID" w:bidi="id_ID"/>
+        </w:rPr>
+        <w:t>10:33–34</w:t>
+      </w:r>
       <w:r>
         <w:rPr>
           <w:lang w:val="id_ID" w:bidi="id_ID"/>
         </w:rPr>
         <w:t xml:space="preserve">, </w:t>
       </w:r>
-      <w:hyperlink r:id="rId116">
-        <w:r>
-          <w:rPr>
-            <w:lang w:val="id_ID" w:bidi="id_ID"/>
-          </w:rPr>
-          <w:rPr>
-            <w:color w:val="0000EE"/>
-            <w:u w:val="single"/>
-          </w:rPr>
-          <w:t>45</w:t>
-        </w:r>
-      </w:hyperlink>
+      <w:r>
+        <w:rPr>
+          <w:lang w:val="id_ID" w:bidi="id_ID"/>
+        </w:rPr>
+        <w:t>45</w:t>
+      </w:r>
       <w:r>
         <w:rPr>
           <w:lang w:val="id_ID" w:bidi="id_ID"/>
         </w:rPr>
         <w:t xml:space="preserve">; </w:t>
       </w:r>
-      <w:hyperlink r:id="rId117">
-        <w:r>
-          <w:rPr>
-            <w:lang w:val="id_ID" w:bidi="id_ID"/>
-          </w:rPr>
-          <w:rPr>
-            <w:color w:val="0000EE"/>
-            <w:u w:val="single"/>
-          </w:rPr>
-          <w:t>12:1–11</w:t>
-        </w:r>
-      </w:hyperlink>
+      <w:r>
+        <w:rPr>
+          <w:lang w:val="id_ID" w:bidi="id_ID"/>
+        </w:rPr>
+        <w:t>12:1–11</w:t>
+      </w:r>
       <w:r>
         <w:rPr>
           <w:lang w:val="id_ID" w:bidi="id_ID"/>
         </w:rPr>
         <w:t xml:space="preserve">; </w:t>
       </w:r>
-      <w:hyperlink r:id="rId118">
-        <w:r>
-          <w:rPr>
-            <w:lang w:val="id_ID" w:bidi="id_ID"/>
-          </w:rPr>
-          <w:rPr>
-            <w:color w:val="0000EE"/>
-            <w:u w:val="single"/>
-          </w:rPr>
-          <w:t>14:1–11</w:t>
-        </w:r>
-      </w:hyperlink>
+      <w:r>
+        <w:rPr>
+          <w:lang w:val="id_ID" w:bidi="id_ID"/>
+        </w:rPr>
+        <w:t>14:1–11</w:t>
+      </w:r>
       <w:r>
         <w:rPr>
           <w:lang w:val="id_ID" w:bidi="id_ID"/>
         </w:rPr>
         <w:t xml:space="preserve">, </w:t>
       </w:r>
-      <w:hyperlink r:id="rId119">
-        <w:r>
-          <w:rPr>
-            <w:lang w:val="id_ID" w:bidi="id_ID"/>
-          </w:rPr>
-          <w:rPr>
-            <w:color w:val="0000EE"/>
-            <w:u w:val="single"/>
-          </w:rPr>
-          <w:t>21</w:t>
-        </w:r>
-      </w:hyperlink>
+      <w:r>
+        <w:rPr>
+          <w:lang w:val="id_ID" w:bidi="id_ID"/>
+        </w:rPr>
+        <w:t>21</w:t>
+      </w:r>
       <w:r>
         <w:rPr>
           <w:lang w:val="id_ID" w:bidi="id_ID"/>
         </w:rPr>
         <w:t xml:space="preserve">, </w:t>
       </w:r>
-      <w:hyperlink r:id="rId120">
-        <w:r>
-          <w:rPr>
-            <w:lang w:val="id_ID" w:bidi="id_ID"/>
-          </w:rPr>
-          <w:rPr>
-            <w:color w:val="0000EE"/>
-            <w:u w:val="single"/>
-          </w:rPr>
-          <w:t>24–25</w:t>
-        </w:r>
-      </w:hyperlink>
+      <w:r>
+        <w:rPr>
+          <w:lang w:val="id_ID" w:bidi="id_ID"/>
+        </w:rPr>
+        <w:t>24–25</w:t>
+      </w:r>
       <w:r>
         <w:rPr>
           <w:lang w:val="id_ID" w:bidi="id_ID"/>
         </w:rPr>
         <w:t xml:space="preserve">, </w:t>
       </w:r>
-      <w:hyperlink r:id="rId121">
-        <w:r>
-          <w:rPr>
-            <w:lang w:val="id_ID" w:bidi="id_ID"/>
-          </w:rPr>
-          <w:rPr>
-            <w:color w:val="0000EE"/>
-            <w:u w:val="single"/>
-          </w:rPr>
-          <w:t>36</w:t>
-        </w:r>
-      </w:hyperlink>
+      <w:r>
+        <w:rPr>
+          <w:lang w:val="id_ID" w:bidi="id_ID"/>
+        </w:rPr>
+        <w:t>36</w:t>
+      </w:r>
       <w:r>
         <w:rPr>
           <w:lang w:val="id_ID" w:bidi="id_ID"/>
         </w:rPr>
         <w:t xml:space="preserve">, </w:t>
       </w:r>
-      <w:hyperlink r:id="rId122">
-        <w:r>
-          <w:rPr>
-            <w:lang w:val="id_ID" w:bidi="id_ID"/>
-          </w:rPr>
-          <w:rPr>
-            <w:color w:val="0000EE"/>
-            <w:u w:val="single"/>
-          </w:rPr>
-          <w:t>14:64–15:47</w:t>
-        </w:r>
-      </w:hyperlink>
+      <w:r>
+        <w:rPr>
+          <w:lang w:val="id_ID" w:bidi="id_ID"/>
+        </w:rPr>
+        <w:t>14:64–15:47</w:t>
+      </w:r>
       <w:r>
         <w:rPr>
           <w:lang w:val="id_ID" w:bidi="id_ID"/>
         </w:rPr>
         <w:t>). Markus menekankan bahwa kematian Yesus adalah bagian dari rencana Allah. Kematian-Nya adalah suatu keharusan (</w:t>
       </w:r>
-      <w:hyperlink r:id="rId33">
-        <w:r>
-          <w:rPr>
-            <w:lang w:val="id_ID" w:bidi="id_ID"/>
-          </w:rPr>
-          <w:rPr>
-            <w:color w:val="0000EE"/>
-            <w:u w:val="single"/>
-          </w:rPr>
-          <w:t>Mrk. 8:31</w:t>
-        </w:r>
-      </w:hyperlink>
+      <w:r>
+        <w:rPr>
+          <w:lang w:val="id_ID" w:bidi="id_ID"/>
+        </w:rPr>
+        <w:t>Mrk. 8:31</w:t>
+      </w:r>
       <w:r>
         <w:rPr>
           <w:lang w:val="id_ID" w:bidi="id_ID"/>
         </w:rPr>
         <w:t>), sebab Allah menghendakinya (</w:t>
       </w:r>
-      <w:hyperlink r:id="rId116">
-        <w:r>
-          <w:rPr>
-            <w:lang w:val="id_ID" w:bidi="id_ID"/>
-          </w:rPr>
-          <w:rPr>
-            <w:color w:val="0000EE"/>
-            <w:u w:val="single"/>
-          </w:rPr>
-          <w:t>Mrk. 10:45</w:t>
-        </w:r>
-      </w:hyperlink>
+      <w:r>
+        <w:rPr>
+          <w:lang w:val="id_ID" w:bidi="id_ID"/>
+        </w:rPr>
+        <w:t>Mrk. 10:45</w:t>
+      </w:r>
       <w:r>
         <w:rPr>
           <w:lang w:val="id_ID" w:bidi="id_ID"/>
         </w:rPr>
         <w:t xml:space="preserve">; </w:t>
       </w:r>
-      <w:hyperlink r:id="rId121">
-        <w:r>
-          <w:rPr>
-            <w:lang w:val="id_ID" w:bidi="id_ID"/>
-          </w:rPr>
-          <w:rPr>
-            <w:color w:val="0000EE"/>
-            <w:u w:val="single"/>
-          </w:rPr>
-          <w:t>14:36</w:t>
-        </w:r>
-      </w:hyperlink>
+      <w:r>
+        <w:rPr>
+          <w:lang w:val="id_ID" w:bidi="id_ID"/>
+        </w:rPr>
+        <w:t>14:36</w:t>
+      </w:r>
       <w:r>
         <w:rPr>
           <w:lang w:val="id_ID" w:bidi="id_ID"/>
         </w:rPr>
         <w:t xml:space="preserve">). Perjanjian Lama juga mengajarkan tentang kematian sang Mesias (baca </w:t>
       </w:r>
-      <w:hyperlink r:id="rId113">
-        <w:r>
-          <w:rPr>
-            <w:lang w:val="id_ID" w:bidi="id_ID"/>
-          </w:rPr>
-          <w:rPr>
-            <w:color w:val="0000EE"/>
-            <w:u w:val="single"/>
-          </w:rPr>
-          <w:t>Mrk. 9:12</w:t>
-        </w:r>
-      </w:hyperlink>
+      <w:r>
+        <w:rPr>
+          <w:lang w:val="id_ID" w:bidi="id_ID"/>
+        </w:rPr>
+        <w:t>Mrk. 9:12</w:t>
+      </w:r>
       <w:r>
         <w:rPr>
           <w:lang w:val="id_ID" w:bidi="id_ID"/>
         </w:rPr>
         <w:t xml:space="preserve">; </w:t>
       </w:r>
-      <w:hyperlink r:id="rId119">
-        <w:r>
-          <w:rPr>
-            <w:lang w:val="id_ID" w:bidi="id_ID"/>
-          </w:rPr>
-          <w:rPr>
-            <w:color w:val="0000EE"/>
-            <w:u w:val="single"/>
-          </w:rPr>
-          <w:t>14:21</w:t>
-        </w:r>
-      </w:hyperlink>
+      <w:r>
+        <w:rPr>
+          <w:lang w:val="id_ID" w:bidi="id_ID"/>
+        </w:rPr>
+        <w:t>14:21</w:t>
+      </w:r>
       <w:r>
         <w:rPr>
           <w:lang w:val="id_ID" w:bidi="id_ID"/>
         </w:rPr>
         <w:t xml:space="preserve">, </w:t>
       </w:r>
-      <w:hyperlink r:id="rId123">
-        <w:r>
-          <w:rPr>
-            <w:lang w:val="id_ID" w:bidi="id_ID"/>
-          </w:rPr>
-          <w:rPr>
-            <w:color w:val="0000EE"/>
-            <w:u w:val="single"/>
-          </w:rPr>
-          <w:t>27</w:t>
-        </w:r>
-      </w:hyperlink>
+      <w:r>
+        <w:rPr>
+          <w:lang w:val="id_ID" w:bidi="id_ID"/>
+        </w:rPr>
+        <w:t>27</w:t>
+      </w:r>
       <w:r>
         <w:rPr>
           <w:lang w:val="id_ID" w:bidi="id_ID"/>
         </w:rPr>
         <w:t xml:space="preserve">, </w:t>
       </w:r>
-      <w:hyperlink r:id="rId124">
-        <w:r>
-          <w:rPr>
-            <w:lang w:val="id_ID" w:bidi="id_ID"/>
-          </w:rPr>
-          <w:rPr>
-            <w:color w:val="0000EE"/>
-            <w:u w:val="single"/>
-          </w:rPr>
-          <w:t>49</w:t>
-        </w:r>
-      </w:hyperlink>
+      <w:r>
+        <w:rPr>
+          <w:lang w:val="id_ID" w:bidi="id_ID"/>
+        </w:rPr>
+        <w:t>49</w:t>
+      </w:r>
       <w:r>
         <w:rPr>
           <w:lang w:val="id_ID" w:bidi="id_ID"/>
         </w:rPr>
         <w:t>). Yesus menyerahkan nyawa-Nya sebagai tebusan bagi banyak orang (</w:t>
       </w:r>
-      <w:hyperlink r:id="rId116">
-        <w:r>
-          <w:rPr>
-            <w:lang w:val="id_ID" w:bidi="id_ID"/>
-          </w:rPr>
-          <w:rPr>
-            <w:color w:val="0000EE"/>
-            <w:u w:val="single"/>
-          </w:rPr>
-          <w:t>Mrk. 10:45</w:t>
-        </w:r>
-      </w:hyperlink>
+      <w:r>
+        <w:rPr>
+          <w:lang w:val="id_ID" w:bidi="id_ID"/>
+        </w:rPr>
+        <w:t>Mrk. 10:45</w:t>
+      </w:r>
       <w:r>
         <w:rPr>
           <w:lang w:val="id_ID" w:bidi="id_ID"/>
         </w:rPr>
         <w:t>) dan mencurahkan darah-Nya dengan berkorban untuk mengesahkan perjanjian yang baru (</w:t>
       </w:r>
-      <w:hyperlink r:id="rId125">
-        <w:r>
-          <w:rPr>
-            <w:lang w:val="id_ID" w:bidi="id_ID"/>
-          </w:rPr>
-          <w:rPr>
-            <w:color w:val="0000EE"/>
-            <w:u w:val="single"/>
-          </w:rPr>
-          <w:t>Mrk. 14:24</w:t>
-        </w:r>
-      </w:hyperlink>
+      <w:r>
+        <w:rPr>
+          <w:lang w:val="id_ID" w:bidi="id_ID"/>
+        </w:rPr>
+        <w:t>Mrk. 14:24</w:t>
+      </w:r>
       <w:r>
         <w:rPr>
           <w:lang w:val="id_ID" w:bidi="id_ID"/>
@@ -2977,144 +2185,96 @@
         </w:rPr>
         <w:t xml:space="preserve">Kemuridan Kristen. Markus menekankan pentingnya mengikut Yesus dengan menyangkal diri dan memikul salib (baca </w:t>
       </w:r>
-      <w:hyperlink r:id="rId126">
-        <w:r>
-          <w:rPr>
-            <w:lang w:val="id_ID" w:bidi="id_ID"/>
-          </w:rPr>
-          <w:rPr>
-            <w:color w:val="0000EE"/>
-            <w:u w:val="single"/>
-          </w:rPr>
-          <w:t>Mrk. 8:34</w:t>
-        </w:r>
-      </w:hyperlink>
+      <w:r>
+        <w:rPr>
+          <w:lang w:val="id_ID" w:bidi="id_ID"/>
+        </w:rPr>
+        <w:t>Mrk. 8:34</w:t>
+      </w:r>
       <w:r>
         <w:rPr>
           <w:lang w:val="id_ID" w:bidi="id_ID"/>
         </w:rPr>
         <w:t>). Kemuridan Kristen tidak mengizinkan respons setengah hati tetapi menuntut seorang meninggalkan segala sesuatu untuk mengikut Yesus (</w:t>
       </w:r>
-      <w:hyperlink r:id="rId127">
-        <w:r>
-          <w:rPr>
-            <w:lang w:val="id_ID" w:bidi="id_ID"/>
-          </w:rPr>
-          <w:rPr>
-            <w:color w:val="0000EE"/>
-            <w:u w:val="single"/>
-          </w:rPr>
-          <w:t>Mrk. 1:18</w:t>
-        </w:r>
-      </w:hyperlink>
+      <w:r>
+        <w:rPr>
+          <w:lang w:val="id_ID" w:bidi="id_ID"/>
+        </w:rPr>
+        <w:t>Mrk. 1:18</w:t>
+      </w:r>
       <w:r>
         <w:rPr>
           <w:lang w:val="id_ID" w:bidi="id_ID"/>
         </w:rPr>
         <w:t xml:space="preserve">, </w:t>
       </w:r>
-      <w:hyperlink r:id="rId128">
-        <w:r>
-          <w:rPr>
-            <w:lang w:val="id_ID" w:bidi="id_ID"/>
-          </w:rPr>
-          <w:rPr>
-            <w:color w:val="0000EE"/>
-            <w:u w:val="single"/>
-          </w:rPr>
-          <w:t>20</w:t>
-        </w:r>
-      </w:hyperlink>
+      <w:r>
+        <w:rPr>
+          <w:lang w:val="id_ID" w:bidi="id_ID"/>
+        </w:rPr>
+        <w:t>20</w:t>
+      </w:r>
       <w:r>
         <w:rPr>
           <w:lang w:val="id_ID" w:bidi="id_ID"/>
         </w:rPr>
         <w:t xml:space="preserve">; </w:t>
       </w:r>
-      <w:hyperlink r:id="rId129">
-        <w:r>
-          <w:rPr>
-            <w:lang w:val="id_ID" w:bidi="id_ID"/>
-          </w:rPr>
-          <w:rPr>
-            <w:color w:val="0000EE"/>
-            <w:u w:val="single"/>
-          </w:rPr>
-          <w:t>10:21</w:t>
-        </w:r>
-      </w:hyperlink>
+      <w:r>
+        <w:rPr>
+          <w:lang w:val="id_ID" w:bidi="id_ID"/>
+        </w:rPr>
+        <w:t>10:21</w:t>
+      </w:r>
       <w:r>
         <w:rPr>
           <w:lang w:val="id_ID" w:bidi="id_ID"/>
         </w:rPr>
         <w:t xml:space="preserve">, </w:t>
       </w:r>
-      <w:hyperlink r:id="rId130">
-        <w:r>
-          <w:rPr>
-            <w:lang w:val="id_ID" w:bidi="id_ID"/>
-          </w:rPr>
-          <w:rPr>
-            <w:color w:val="0000EE"/>
-            <w:u w:val="single"/>
-          </w:rPr>
-          <w:t>29</w:t>
-        </w:r>
-      </w:hyperlink>
+      <w:r>
+        <w:rPr>
+          <w:lang w:val="id_ID" w:bidi="id_ID"/>
+        </w:rPr>
+        <w:t>29</w:t>
+      </w:r>
       <w:r>
         <w:rPr>
           <w:lang w:val="id_ID" w:bidi="id_ID"/>
         </w:rPr>
         <w:t>). Kemuridan Kristen bahkan mendatangkan penganiayaan dan kemartiran (</w:t>
       </w:r>
-      <w:hyperlink r:id="rId52">
-        <w:r>
-          <w:rPr>
-            <w:lang w:val="id_ID" w:bidi="id_ID"/>
-          </w:rPr>
-          <w:rPr>
-            <w:color w:val="0000EE"/>
-            <w:u w:val="single"/>
-          </w:rPr>
-          <w:t>Mrk. 13:9–13</w:t>
-        </w:r>
-      </w:hyperlink>
+      <w:r>
+        <w:rPr>
+          <w:lang w:val="id_ID" w:bidi="id_ID"/>
+        </w:rPr>
+        <w:t>Mrk. 13:9–13</w:t>
+      </w:r>
       <w:r>
         <w:rPr>
           <w:lang w:val="id_ID" w:bidi="id_ID"/>
         </w:rPr>
         <w:t>a), tetapi orang-orang Kristen dijanjikan bahwa bertahan dalam iman akan membuahkan keselamatan (</w:t>
       </w:r>
-      <w:hyperlink r:id="rId131">
-        <w:r>
-          <w:rPr>
-            <w:lang w:val="id_ID" w:bidi="id_ID"/>
-          </w:rPr>
-          <w:rPr>
-            <w:color w:val="0000EE"/>
-            <w:u w:val="single"/>
-          </w:rPr>
-          <w:t>Mrk. 13:13</w:t>
-        </w:r>
-      </w:hyperlink>
+      <w:r>
+        <w:rPr>
+          <w:lang w:val="id_ID" w:bidi="id_ID"/>
+        </w:rPr>
+        <w:t>Mrk. 13:13</w:t>
+      </w:r>
       <w:r>
         <w:rPr>
           <w:lang w:val="id_ID" w:bidi="id_ID"/>
         </w:rPr>
         <w:t>) dan kehidupan kekal (</w:t>
       </w:r>
-      <w:hyperlink r:id="rId51">
-        <w:r>
-          <w:rPr>
-            <w:lang w:val="id_ID" w:bidi="id_ID"/>
-          </w:rPr>
-          <w:rPr>
-            <w:color w:val="0000EE"/>
-            <w:u w:val="single"/>
-          </w:rPr>
-          <w:t>Mrk. 10:30</w:t>
-        </w:r>
-      </w:hyperlink>
+      <w:r>
+        <w:rPr>
+          <w:lang w:val="id_ID" w:bidi="id_ID"/>
+        </w:rPr>
+        <w:t>Mrk. 10:30</w:t>
+      </w:r>
       <w:r>
         <w:rPr>
           <w:lang w:val="id_ID" w:bidi="id_ID"/>
@@ -3135,18 +2295,12 @@
         </w:rPr>
         <w:t>“Rahasia Mesias” Di seluruh Injil Markus, Yesus menyuruh orang lain agar tidak membeberkan identitas sejati-Nya. Hal ini mungkin disebabkan oleh kecenderungan orang-orang salah memahami siapa Dia dan tujuan kehadiran-Nya. Namun, rahasia itu tidak, dan tidak dapat, ditutupi (</w:t>
       </w:r>
-      <w:hyperlink r:id="rId132">
-        <w:r>
-          <w:rPr>
-            <w:lang w:val="id_ID" w:bidi="id_ID"/>
-          </w:rPr>
-          <w:rPr>
-            <w:color w:val="0000EE"/>
-            <w:u w:val="single"/>
-          </w:rPr>
-          <w:t>Mrk. 7:36</w:t>
-        </w:r>
-      </w:hyperlink>
+      <w:r>
+        <w:rPr>
+          <w:lang w:val="id_ID" w:bidi="id_ID"/>
+        </w:rPr>
+        <w:t>Mrk. 7:36</w:t>
+      </w:r>
       <w:r>
         <w:rPr>
           <w:lang w:val="id_ID" w:bidi="id_ID"/>
@@ -3167,18 +2321,12 @@
         </w:rPr>
         <w:t>Kedatangan Kerajaan Allah. Kedatangan Kerajaan Allah adalah pusat dari pesan yang diberitakan Yesus. Orang-orang harus bertobat dan percaya kepada berita Injil karena Kerajaan Allah telah datang (</w:t>
       </w:r>
-      <w:hyperlink r:id="rId75">
-        <w:r>
-          <w:rPr>
-            <w:lang w:val="id_ID" w:bidi="id_ID"/>
-          </w:rPr>
-          <w:rPr>
-            <w:color w:val="0000EE"/>
-            <w:u w:val="single"/>
-          </w:rPr>
-          <w:t>Mrk. 1:14–15</w:t>
-        </w:r>
-      </w:hyperlink>
+      <w:r>
+        <w:rPr>
+          <w:lang w:val="id_ID" w:bidi="id_ID"/>
+        </w:rPr>
+        <w:t>Mrk. 1:14–15</w:t>
+      </w:r>
       <w:r>
         <w:rPr>
           <w:lang w:val="id_ID" w:bidi="id_ID"/>
